--- a/Progres-Fatimah/Jurnal Submit/submit/BDS/Yoifah/Manuscript BDS.docx
+++ b/Progres-Fatimah/Jurnal Submit/submit/BDS/Yoifah/Manuscript BDS.docx
@@ -1542,7 +1542,693 @@
         <w:spacing w:before="240"/>
       </w:pPr>
       <w:r>
+        <w:lastRenderedPageBreak/>
         <w:t>Discussion</w:t>
+      </w:r>
+    </w:p>
+    <w:p>
+      <w:pPr>
+        <w:pStyle w:val="Heading1"/>
+        <w:spacing w:before="240"/>
+        <w:ind w:firstLine="426"/>
+        <w:jc w:val="both"/>
+        <w:rPr>
+          <w:b w:val="0"/>
+          <w:bCs/>
+          <w:sz w:val="24"/>
+          <w:szCs w:val="24"/>
+          <w:lang w:val="en-ID"/>
+        </w:rPr>
+      </w:pPr>
+      <w:r>
+        <w:rPr>
+          <w:b w:val="0"/>
+          <w:bCs/>
+          <w:sz w:val="24"/>
+          <w:szCs w:val="24"/>
+          <w:lang w:val="en-ID"/>
+        </w:rPr>
+        <w:t xml:space="preserve">This study demonstrated that </w:t>
+      </w:r>
+      <w:r>
+        <w:rPr>
+          <w:b w:val="0"/>
+          <w:bCs/>
+          <w:i/>
+          <w:iCs/>
+          <w:sz w:val="24"/>
+          <w:szCs w:val="24"/>
+          <w:lang w:val="en-ID"/>
+        </w:rPr>
+        <w:t>Porphyromonas gingivalis</w:t>
+      </w:r>
+      <w:r>
+        <w:rPr>
+          <w:b w:val="0"/>
+          <w:bCs/>
+          <w:sz w:val="24"/>
+          <w:szCs w:val="24"/>
+          <w:lang w:val="en-ID"/>
+        </w:rPr>
+        <w:t>-induced periodontitis was associated with impaired spatial working memory in Sprague-Dawley rats, as indicated by the reduction in spontaneous alternation behavior in the Y-maze test after the induction period. After hyperbaric oxygen therapy, spatial working memory performance improved, although the score did not fully return to the baseline level. These findings suggest that chronic periodontal infection may contribute to cognitive-related behavioral impairment and that hyperbaric oxygen therapy may be associated with partial functional recovery in this experimental model.</w:t>
+      </w:r>
+    </w:p>
+    <w:p>
+      <w:pPr>
+        <w:pStyle w:val="Heading1"/>
+        <w:spacing w:before="240"/>
+        <w:ind w:firstLine="426"/>
+        <w:jc w:val="both"/>
+        <w:rPr>
+          <w:b w:val="0"/>
+          <w:bCs/>
+          <w:sz w:val="24"/>
+          <w:szCs w:val="24"/>
+          <w:lang w:val="en-ID"/>
+        </w:rPr>
+      </w:pPr>
+      <w:r>
+        <w:rPr>
+          <w:b w:val="0"/>
+          <w:bCs/>
+          <w:sz w:val="24"/>
+          <w:szCs w:val="24"/>
+          <w:lang w:val="en-ID"/>
+        </w:rPr>
+        <w:t xml:space="preserve">The reduction in spontaneous alternation after </w:t>
+      </w:r>
+      <w:r>
+        <w:rPr>
+          <w:b w:val="0"/>
+          <w:bCs/>
+          <w:i/>
+          <w:iCs/>
+          <w:sz w:val="24"/>
+          <w:szCs w:val="24"/>
+          <w:lang w:val="en-ID"/>
+        </w:rPr>
+        <w:t>P. gingivalis</w:t>
+      </w:r>
+      <w:r>
+        <w:rPr>
+          <w:b w:val="0"/>
+          <w:bCs/>
+          <w:sz w:val="24"/>
+          <w:szCs w:val="24"/>
+          <w:lang w:val="en-ID"/>
+        </w:rPr>
+        <w:t xml:space="preserve"> induction supports the concept that periodontal infection may produce biological consequences beyond local periodontal tissue destruction. Periodontitis is not only a chronic inflammatory disease of the supporting tissues of the teeth but also a potential source of systemic inflammatory burden. In Brazilian Dental Science, recent periodontal research has also emphasized that periodontal health should be interpreted through clinical parameters such as plaque index, gingival index, probing depth, and clinical attachment loss, which reflect the inflammatory and destructive burden affecting periodontal tissues [25]. Although the present study did not directly measure these periodontal parameters, the decline in Y-maze performance after repeated </w:t>
+      </w:r>
+      <w:r>
+        <w:rPr>
+          <w:b w:val="0"/>
+          <w:bCs/>
+          <w:i/>
+          <w:iCs/>
+          <w:sz w:val="24"/>
+          <w:szCs w:val="24"/>
+          <w:lang w:val="en-ID"/>
+        </w:rPr>
+        <w:t>P. gingivalis</w:t>
+      </w:r>
+      <w:r>
+        <w:rPr>
+          <w:b w:val="0"/>
+          <w:bCs/>
+          <w:sz w:val="24"/>
+          <w:szCs w:val="24"/>
+          <w:lang w:val="en-ID"/>
+        </w:rPr>
+        <w:t xml:space="preserve"> exposure is consistent with the broader view that periodontal inflammation may have systemic implications.</w:t>
+      </w:r>
+    </w:p>
+    <w:p>
+      <w:pPr>
+        <w:pStyle w:val="Heading1"/>
+        <w:spacing w:before="240"/>
+        <w:ind w:firstLine="426"/>
+        <w:jc w:val="both"/>
+        <w:rPr>
+          <w:b w:val="0"/>
+          <w:bCs/>
+          <w:sz w:val="24"/>
+          <w:szCs w:val="24"/>
+          <w:lang w:val="en-ID"/>
+        </w:rPr>
+      </w:pPr>
+      <w:r>
+        <w:rPr>
+          <w:b w:val="0"/>
+          <w:bCs/>
+          <w:sz w:val="24"/>
+          <w:szCs w:val="24"/>
+          <w:lang w:val="en-ID"/>
+        </w:rPr>
+        <w:t xml:space="preserve">Several mechanisms may explain the association between </w:t>
+      </w:r>
+      <w:r>
+        <w:rPr>
+          <w:b w:val="0"/>
+          <w:bCs/>
+          <w:i/>
+          <w:iCs/>
+          <w:sz w:val="24"/>
+          <w:szCs w:val="24"/>
+          <w:lang w:val="en-ID"/>
+        </w:rPr>
+        <w:t>P. gingivalis</w:t>
+      </w:r>
+      <w:r>
+        <w:rPr>
+          <w:b w:val="0"/>
+          <w:bCs/>
+          <w:sz w:val="24"/>
+          <w:szCs w:val="24"/>
+          <w:lang w:val="en-ID"/>
+        </w:rPr>
+        <w:t xml:space="preserve">-induced periodontitis and impaired spatial working memory. </w:t>
+      </w:r>
+      <w:r>
+        <w:rPr>
+          <w:b w:val="0"/>
+          <w:bCs/>
+          <w:i/>
+          <w:iCs/>
+          <w:sz w:val="24"/>
+          <w:szCs w:val="24"/>
+          <w:lang w:val="en-ID"/>
+        </w:rPr>
+        <w:t>P. gingivalis</w:t>
+      </w:r>
+      <w:r>
+        <w:rPr>
+          <w:b w:val="0"/>
+          <w:bCs/>
+          <w:sz w:val="24"/>
+          <w:szCs w:val="24"/>
+          <w:lang w:val="en-ID"/>
+        </w:rPr>
+        <w:t xml:space="preserve"> is a keystone periodontal pathogen capable of producing virulence factors such as lipopolysaccharide, fimbriae, outer membrane vesicles, and gingipain proteases. These components may promote local periodontal tissue destruction and facilitate the dissemination of inflammatory signals into the systemic circulation [1,5,15]. Once systemic inflammation is established, circulating cytokines and bacterial products may contribute to endothelial dysfunction, blood-brain barrier alteration, microglial activation, oxidative stress, and synaptic impairment, particularly in brain regions involved in learning and memory, such as the hippocampus [6-9,17,18].</w:t>
+      </w:r>
+    </w:p>
+    <w:p>
+      <w:pPr>
+        <w:pStyle w:val="Heading1"/>
+        <w:spacing w:before="240"/>
+        <w:ind w:firstLine="426"/>
+        <w:jc w:val="both"/>
+        <w:rPr>
+          <w:b w:val="0"/>
+          <w:bCs/>
+          <w:sz w:val="24"/>
+          <w:szCs w:val="24"/>
+          <w:lang w:val="en-ID"/>
+        </w:rPr>
+      </w:pPr>
+      <w:r>
+        <w:rPr>
+          <w:b w:val="0"/>
+          <w:bCs/>
+          <w:sz w:val="24"/>
+          <w:szCs w:val="24"/>
+          <w:lang w:val="en-ID"/>
+        </w:rPr>
+        <w:t xml:space="preserve">The present findings are also compatible with previous experimental evidence showing that </w:t>
+      </w:r>
+      <w:r>
+        <w:rPr>
+          <w:b w:val="0"/>
+          <w:bCs/>
+          <w:i/>
+          <w:iCs/>
+          <w:sz w:val="24"/>
+          <w:szCs w:val="24"/>
+          <w:lang w:val="en-ID"/>
+        </w:rPr>
+        <w:t>P. gingivalis</w:t>
+      </w:r>
+      <w:r>
+        <w:rPr>
+          <w:b w:val="0"/>
+          <w:bCs/>
+          <w:sz w:val="24"/>
+          <w:szCs w:val="24"/>
+          <w:lang w:val="en-ID"/>
+        </w:rPr>
+        <w:t xml:space="preserve"> and its extracellular vesicles can influence neuroinflammatory pathways and cognitive-related outcomes. Outer membrane vesicles derived from </w:t>
+      </w:r>
+      <w:r>
+        <w:rPr>
+          <w:b w:val="0"/>
+          <w:bCs/>
+          <w:i/>
+          <w:iCs/>
+          <w:sz w:val="24"/>
+          <w:szCs w:val="24"/>
+          <w:lang w:val="en-ID"/>
+        </w:rPr>
+        <w:t>P. gingivalis</w:t>
+      </w:r>
+      <w:r>
+        <w:rPr>
+          <w:b w:val="0"/>
+          <w:bCs/>
+          <w:sz w:val="24"/>
+          <w:szCs w:val="24"/>
+          <w:lang w:val="en-ID"/>
+        </w:rPr>
+        <w:t xml:space="preserve"> have been reported to trigger inflammasome activation, neuroinflammation, tau phosphorylation, and memory dysfunction in mice [5]. Another experimental study indicated that extracellular vesicles from </w:t>
+      </w:r>
+      <w:r>
+        <w:rPr>
+          <w:b w:val="0"/>
+          <w:bCs/>
+          <w:i/>
+          <w:iCs/>
+          <w:sz w:val="24"/>
+          <w:szCs w:val="24"/>
+          <w:lang w:val="en-ID"/>
+        </w:rPr>
+        <w:t>P. gingivalis</w:t>
+      </w:r>
+      <w:r>
+        <w:rPr>
+          <w:b w:val="0"/>
+          <w:bCs/>
+          <w:sz w:val="24"/>
+          <w:szCs w:val="24"/>
+          <w:lang w:val="en-ID"/>
+        </w:rPr>
+        <w:t xml:space="preserve"> may induce cognitive impairment through trigeminal nerve-mediated mechanisms [20]. These findings are important because they suggest that oral infection may affect the central nervous system not only through hematogenous dissemination but also through neural communication pathways. In the present study, these mechanisms were not directly examined; however, the behavioral impairment observed after </w:t>
+      </w:r>
+      <w:r>
+        <w:rPr>
+          <w:b w:val="0"/>
+          <w:bCs/>
+          <w:i/>
+          <w:iCs/>
+          <w:sz w:val="24"/>
+          <w:szCs w:val="24"/>
+          <w:lang w:val="en-ID"/>
+        </w:rPr>
+        <w:t>P. gingivalis</w:t>
+      </w:r>
+      <w:r>
+        <w:rPr>
+          <w:b w:val="0"/>
+          <w:bCs/>
+          <w:sz w:val="24"/>
+          <w:szCs w:val="24"/>
+          <w:lang w:val="en-ID"/>
+        </w:rPr>
+        <w:t xml:space="preserve"> induction provides functional support for the potential relevance of the oral-brain axis.</w:t>
+      </w:r>
+    </w:p>
+    <w:p>
+      <w:pPr>
+        <w:pStyle w:val="Heading1"/>
+        <w:spacing w:before="240"/>
+        <w:ind w:firstLine="426"/>
+        <w:jc w:val="both"/>
+        <w:rPr>
+          <w:b w:val="0"/>
+          <w:bCs/>
+          <w:sz w:val="24"/>
+          <w:szCs w:val="24"/>
+          <w:lang w:val="en-ID"/>
+        </w:rPr>
+      </w:pPr>
+      <w:r>
+        <w:rPr>
+          <w:b w:val="0"/>
+          <w:bCs/>
+          <w:sz w:val="24"/>
+          <w:szCs w:val="24"/>
+          <w:lang w:val="en-ID"/>
+        </w:rPr>
+        <w:lastRenderedPageBreak/>
+        <w:t xml:space="preserve">The use of the Y-maze spontaneous alternation test in this study allowed assessment of spatial working memory through exploratory behavior. Spontaneous alternation reflects the natural tendency of rodents to explore a novel arm rather than returning repeatedly to the same arm, and this behavior is commonly used as an indicator of short-term spatial working memory. The marked reduction in spontaneous alternation in the treatment group after </w:t>
+      </w:r>
+      <w:r>
+        <w:rPr>
+          <w:b w:val="0"/>
+          <w:bCs/>
+          <w:i/>
+          <w:iCs/>
+          <w:sz w:val="24"/>
+          <w:szCs w:val="24"/>
+          <w:lang w:val="en-ID"/>
+        </w:rPr>
+        <w:t>P. gingivalis</w:t>
+      </w:r>
+      <w:r>
+        <w:rPr>
+          <w:b w:val="0"/>
+          <w:bCs/>
+          <w:sz w:val="24"/>
+          <w:szCs w:val="24"/>
+          <w:lang w:val="en-ID"/>
+        </w:rPr>
+        <w:t xml:space="preserve"> induction suggests disruption of working memory performance. This pattern is in line with previous behavioral studies showing that inflammatory insults may impair hippocampal-dependent memory processes [13,15,19]. In contrast, the control group showed relatively stable Y-maze performance across observation points, indicating that the observed decline in the treatment group was not likely attributable to repeated testing alone.</w:t>
+      </w:r>
+    </w:p>
+    <w:p>
+      <w:pPr>
+        <w:pStyle w:val="Heading1"/>
+        <w:spacing w:before="240"/>
+        <w:ind w:firstLine="426"/>
+        <w:jc w:val="both"/>
+        <w:rPr>
+          <w:b w:val="0"/>
+          <w:bCs/>
+          <w:sz w:val="24"/>
+          <w:szCs w:val="24"/>
+          <w:lang w:val="en-ID"/>
+        </w:rPr>
+      </w:pPr>
+      <w:r>
+        <w:rPr>
+          <w:b w:val="0"/>
+          <w:bCs/>
+          <w:sz w:val="24"/>
+          <w:szCs w:val="24"/>
+          <w:lang w:val="en-ID"/>
+        </w:rPr>
+        <w:t>The improvement in spontaneous alternation after hyperbaric oxygen therapy suggests that increased oxygen availability may help attenuate functional impairment associated with chronic periodontal infection. Hyperbaric oxygen therapy increases dissolved oxygen content in plasma, improves tissue oxygenation, and may enhance oxygen diffusion into hypoxic or inflamed tissues. Beyond its oxygenation effect, hyperbaric oxygen therapy has been reported to modulate inflammatory responses, reduce oxidative stress, improve microcirculation, and support tissue repair mechanisms [7,11,13,21]. In neurological and cognitive contexts, recent studies have suggested that hyperbaric oxygen therapy may improve cognitive function through mechanisms involving vascular function, autophagy-related signaling, inflammatory modulation, and neuronal repair [11-14,18,21].</w:t>
+      </w:r>
+    </w:p>
+    <w:p>
+      <w:pPr>
+        <w:pStyle w:val="Heading1"/>
+        <w:spacing w:before="240"/>
+        <w:ind w:firstLine="426"/>
+        <w:jc w:val="both"/>
+        <w:rPr>
+          <w:b w:val="0"/>
+          <w:bCs/>
+          <w:sz w:val="24"/>
+          <w:szCs w:val="24"/>
+          <w:lang w:val="en-ID"/>
+        </w:rPr>
+      </w:pPr>
+      <w:r>
+        <w:rPr>
+          <w:b w:val="0"/>
+          <w:bCs/>
+          <w:sz w:val="24"/>
+          <w:szCs w:val="24"/>
+          <w:lang w:val="en-ID"/>
+        </w:rPr>
+        <w:t xml:space="preserve">The partial recovery observed in this study is biologically meaningful. Although spatial working memory improved after hyperbaric oxygen therapy, the post-treatment score remained lower than the baseline value. This indicates that hyperbaric oxygen therapy may attenuate cognitive-related behavioral impairment but may not fully reverse the consequences of sustained inflammatory exposure induced by </w:t>
+      </w:r>
+      <w:r>
+        <w:rPr>
+          <w:b w:val="0"/>
+          <w:bCs/>
+          <w:i/>
+          <w:iCs/>
+          <w:sz w:val="24"/>
+          <w:szCs w:val="24"/>
+          <w:lang w:val="en-ID"/>
+        </w:rPr>
+        <w:t>P. gingivalis</w:t>
+      </w:r>
+      <w:r>
+        <w:rPr>
+          <w:b w:val="0"/>
+          <w:bCs/>
+          <w:sz w:val="24"/>
+          <w:szCs w:val="24"/>
+          <w:lang w:val="en-ID"/>
+        </w:rPr>
+        <w:t>. Chronic periodontal infection may produce persistent systemic and neural changes, including prolonged cytokine activation, oxidative stress, and altered neuronal signaling, which may require longer treatment duration or combined therapeutic approaches to achieve more complete recovery. Therefore, the present findings should be interpreted as evidence of partial functional improvement rather than complete restoration of cognitive performance.</w:t>
+      </w:r>
+    </w:p>
+    <w:p>
+      <w:pPr>
+        <w:pStyle w:val="Heading1"/>
+        <w:spacing w:before="240"/>
+        <w:ind w:firstLine="426"/>
+        <w:jc w:val="both"/>
+        <w:rPr>
+          <w:b w:val="0"/>
+          <w:bCs/>
+          <w:sz w:val="24"/>
+          <w:szCs w:val="24"/>
+          <w:lang w:val="en-ID"/>
+        </w:rPr>
+      </w:pPr>
+      <w:r>
+        <w:rPr>
+          <w:b w:val="0"/>
+          <w:bCs/>
+          <w:sz w:val="24"/>
+          <w:szCs w:val="24"/>
+          <w:lang w:val="en-ID"/>
+        </w:rPr>
+        <w:t>The observed improvement may also be discussed in relation to oral tissue biology and inflammatory mediator regulation. Recent experimental dental research published in Brazilian Dental Science showed that nerve growth factor and substance P expression can be evaluated in rat dental pulp neurons as biological indicators related to dental pain and neural inflammatory responses [26]. Although that study used a different oral tissue model, it supports the broader concept that oral inflammatory insults can be associated with measurable neural mediator responses. In another recent BDS study, gingival wound healing after periodontal soft-tissue procedures was evaluated using growth factors such as transforming growth factor-β1, platelet-derived growth factor-BB, and basic fibroblast growth factor, highlighting the importance of biological mediators in gingival tissue repair [27]. These findings are relevant to the present study because they reinforce the need to interpret oral inflammation and healing as biologically active processes involving local tissue responses, neural mediators, and systemic inflammatory pathways.</w:t>
+      </w:r>
+    </w:p>
+    <w:p>
+      <w:pPr>
+        <w:pStyle w:val="Heading1"/>
+        <w:spacing w:before="240"/>
+        <w:ind w:firstLine="426"/>
+        <w:jc w:val="both"/>
+        <w:rPr>
+          <w:b w:val="0"/>
+          <w:bCs/>
+          <w:sz w:val="24"/>
+          <w:szCs w:val="24"/>
+          <w:lang w:val="en-ID"/>
+        </w:rPr>
+      </w:pPr>
+      <w:r>
+        <w:rPr>
+          <w:b w:val="0"/>
+          <w:bCs/>
+          <w:sz w:val="24"/>
+          <w:szCs w:val="24"/>
+          <w:lang w:val="en-ID"/>
+        </w:rPr>
+        <w:lastRenderedPageBreak/>
+        <w:t xml:space="preserve">The findings of this study add to the growing evidence that periodontitis may be relevant to systemic and neurological outcomes. Recent studies have strengthened the association between periodontal infection, </w:t>
+      </w:r>
+      <w:r>
+        <w:rPr>
+          <w:b w:val="0"/>
+          <w:bCs/>
+          <w:i/>
+          <w:iCs/>
+          <w:sz w:val="24"/>
+          <w:szCs w:val="24"/>
+          <w:lang w:val="en-ID"/>
+        </w:rPr>
+        <w:t>P. gingivalis</w:t>
+      </w:r>
+      <w:r>
+        <w:rPr>
+          <w:b w:val="0"/>
+          <w:bCs/>
+          <w:sz w:val="24"/>
+          <w:szCs w:val="24"/>
+          <w:lang w:val="en-ID"/>
+        </w:rPr>
+        <w:t xml:space="preserve">-related virulence factors, neuroinflammation, and Alzheimer’s disease-like pathology [3,6,9,17,24]. Although the present study did not investigate Alzheimer’s disease pathology or neurodegenerative biomarkers, the decline in spatial working memory after </w:t>
+      </w:r>
+      <w:r>
+        <w:rPr>
+          <w:b w:val="0"/>
+          <w:bCs/>
+          <w:i/>
+          <w:iCs/>
+          <w:sz w:val="24"/>
+          <w:szCs w:val="24"/>
+          <w:lang w:val="en-ID"/>
+        </w:rPr>
+        <w:t>P. gingivalis</w:t>
+      </w:r>
+      <w:r>
+        <w:rPr>
+          <w:b w:val="0"/>
+          <w:bCs/>
+          <w:sz w:val="24"/>
+          <w:szCs w:val="24"/>
+          <w:lang w:val="en-ID"/>
+        </w:rPr>
+        <w:t xml:space="preserve"> induction is consistent with the hypothesis that chronic periodontal infection may influence brain function. This is particularly important in dental science because it expands the significance of periodontal disease beyond tooth-supporting tissues and places oral infection within a wider systemic health framework.</w:t>
+      </w:r>
+    </w:p>
+    <w:p>
+      <w:pPr>
+        <w:pStyle w:val="Heading1"/>
+        <w:spacing w:before="240"/>
+        <w:ind w:firstLine="426"/>
+        <w:jc w:val="both"/>
+        <w:rPr>
+          <w:b w:val="0"/>
+          <w:bCs/>
+          <w:sz w:val="24"/>
+          <w:szCs w:val="24"/>
+          <w:lang w:val="en-ID"/>
+        </w:rPr>
+      </w:pPr>
+      <w:r>
+        <w:rPr>
+          <w:b w:val="0"/>
+          <w:bCs/>
+          <w:sz w:val="24"/>
+          <w:szCs w:val="24"/>
+          <w:lang w:val="en-ID"/>
+        </w:rPr>
+        <w:t xml:space="preserve">This study also has several limitations. First, a </w:t>
+      </w:r>
+      <w:r>
+        <w:rPr>
+          <w:b w:val="0"/>
+          <w:bCs/>
+          <w:i/>
+          <w:iCs/>
+          <w:sz w:val="24"/>
+          <w:szCs w:val="24"/>
+          <w:lang w:val="en-ID"/>
+        </w:rPr>
+        <w:t>P. gingivalis</w:t>
+      </w:r>
+      <w:r>
+        <w:rPr>
+          <w:b w:val="0"/>
+          <w:bCs/>
+          <w:sz w:val="24"/>
+          <w:szCs w:val="24"/>
+          <w:lang w:val="en-ID"/>
+        </w:rPr>
+        <w:t xml:space="preserve">-induced periodontitis group without hyperbaric oxygen therapy was not included. Therefore, the improvement observed at week 9 cannot be attributed exclusively to hyperbaric oxygen therapy, and the possibility of spontaneous recovery over time cannot be completely excluded. Second, periodontal tissue destruction, alveolar bone loss, histopathological changes, and local periodontal inflammatory markers were not directly evaluated. As a result, the degree of periodontal destruction induced by </w:t>
+      </w:r>
+      <w:r>
+        <w:rPr>
+          <w:b w:val="0"/>
+          <w:bCs/>
+          <w:i/>
+          <w:iCs/>
+          <w:sz w:val="24"/>
+          <w:szCs w:val="24"/>
+          <w:lang w:val="en-ID"/>
+        </w:rPr>
+        <w:t>P. gingivalis</w:t>
+      </w:r>
+      <w:r>
+        <w:rPr>
+          <w:b w:val="0"/>
+          <w:bCs/>
+          <w:sz w:val="24"/>
+          <w:szCs w:val="24"/>
+          <w:lang w:val="en-ID"/>
+        </w:rPr>
+        <w:t xml:space="preserve"> could not be correlated with behavioral impairment. Third, molecular markers related to neuroinflammation, oxidative stress, blood-brain barrier integrity, and neuronal injury were not assessed. Fourth, spatial working memory was evaluated only using the Y-maze test; therefore, future studies should include additional behavioral tests to provide a more comprehensive assessment of cognitive function.</w:t>
+      </w:r>
+    </w:p>
+    <w:p>
+      <w:pPr>
+        <w:pStyle w:val="Heading1"/>
+        <w:spacing w:before="240"/>
+        <w:ind w:firstLine="426"/>
+        <w:jc w:val="both"/>
+        <w:rPr>
+          <w:b w:val="0"/>
+          <w:bCs/>
+          <w:sz w:val="24"/>
+          <w:szCs w:val="24"/>
+          <w:lang w:val="en-ID"/>
+        </w:rPr>
+      </w:pPr>
+      <w:r>
+        <w:rPr>
+          <w:b w:val="0"/>
+          <w:bCs/>
+          <w:sz w:val="24"/>
+          <w:szCs w:val="24"/>
+          <w:lang w:val="en-ID"/>
+        </w:rPr>
+        <w:t xml:space="preserve">Future research should include a more complete experimental design with a non-treated periodontitis group, a hyperbaric oxygen-only group, and molecular assessment of both periodontal and brain tissues. Evaluation of cytokines, oxidative stress markers, microglial activation, blood-brain barrier proteins, hippocampal histopathology, and </w:t>
+      </w:r>
+      <w:r>
+        <w:rPr>
+          <w:b w:val="0"/>
+          <w:bCs/>
+          <w:i/>
+          <w:iCs/>
+          <w:sz w:val="24"/>
+          <w:szCs w:val="24"/>
+          <w:lang w:val="en-ID"/>
+        </w:rPr>
+        <w:t>P. gingivalis</w:t>
+      </w:r>
+      <w:r>
+        <w:rPr>
+          <w:b w:val="0"/>
+          <w:bCs/>
+          <w:sz w:val="24"/>
+          <w:szCs w:val="24"/>
+          <w:lang w:val="en-ID"/>
+        </w:rPr>
+        <w:t>-derived virulence factors would help clarify the biological mechanisms underlying the behavioral changes observed in this study. In addition, direct measurement of periodontal destruction and systemic inflammatory markers would strengthen the causal interpretation between periodontal infection, systemic inflammation, and cognitive-related behavioral impairment.</w:t>
+      </w:r>
+    </w:p>
+    <w:p>
+      <w:pPr>
+        <w:pStyle w:val="Heading1"/>
+        <w:spacing w:before="240"/>
+        <w:ind w:firstLine="426"/>
+        <w:jc w:val="both"/>
+        <w:rPr>
+          <w:b w:val="0"/>
+          <w:bCs/>
+          <w:sz w:val="24"/>
+          <w:szCs w:val="24"/>
+          <w:lang w:val="en-ID"/>
+        </w:rPr>
+      </w:pPr>
+      <w:r>
+        <w:rPr>
+          <w:b w:val="0"/>
+          <w:bCs/>
+          <w:sz w:val="24"/>
+          <w:szCs w:val="24"/>
+          <w:lang w:val="en-ID"/>
+        </w:rPr>
+        <w:t xml:space="preserve">Overall, this study supports the relevance of the oral-brain axis in periodontal research. </w:t>
+      </w:r>
+      <w:r>
+        <w:rPr>
+          <w:b w:val="0"/>
+          <w:bCs/>
+          <w:i/>
+          <w:iCs/>
+          <w:sz w:val="24"/>
+          <w:szCs w:val="24"/>
+          <w:lang w:val="en-ID"/>
+        </w:rPr>
+        <w:t>P. gingivalis</w:t>
+      </w:r>
+      <w:r>
+        <w:rPr>
+          <w:b w:val="0"/>
+          <w:bCs/>
+          <w:sz w:val="24"/>
+          <w:szCs w:val="24"/>
+          <w:lang w:val="en-ID"/>
+        </w:rPr>
+        <w:t>-induced periodontitis was associated with impaired spatial working memory, while hyperbaric oxygen therapy was associated with partial improvement in Y-maze performance. These findings suggest that chronic periodontal infection may contribute to cognitive-related behavioral impairment and that hyperbaric oxygen therapy may have potential as an adjunctive approach for reducing functional impairment associated with inflammatory oral-systemic interactions. However, further studies incorporating histological, molecular, and behavioral outcomes are required to confirm the mechanisms and therapeutic implications of these findings.</w:t>
+      </w:r>
+    </w:p>
+    <w:p>
+      <w:pPr>
+        <w:pStyle w:val="Heading1"/>
+        <w:spacing w:before="240"/>
+      </w:pPr>
+      <w:r>
+        <w:t>Conclusion</w:t>
       </w:r>
     </w:p>
     <w:p>
@@ -1552,16 +2238,35 @@
         <w:jc w:val="both"/>
       </w:pPr>
       <w:r>
-        <w:t xml:space="preserve">This study demonstrated that </w:t>
-      </w:r>
-      <w:r>
         <w:rPr>
           <w:i/>
         </w:rPr>
         <w:t>P. gingivalis</w:t>
       </w:r>
       <w:r>
-        <w:t>-induced periodontitis was associated with impaired spatial working memory in Sprague-Dawley rats, as indicated by reduced spontaneous alternation behavior in the Y-maze test. After hyperbaric oxygen therapy, spatial working memory performance improved, although the score did not fully return to baseline level. These findings suggest that chronic periodontal infection may contribute to cognitive-related behavioral impairment and that hyperbaric oxygen therapy may be associated with partial functional improvement in this experimental model.</w:t>
+        <w:t xml:space="preserve">-induced periodontitis was associated with impaired spatial working memory in Sprague-Dawley rats, as indicated by reduced spontaneous alternation performance in </w:t>
+      </w:r>
+      <w:r>
+        <w:lastRenderedPageBreak/>
+        <w:t xml:space="preserve">the Y-maze test. Hyperbaric oxygen therapy administered at 2.0 atmospheres absolute for four weeks was associated with improved spatial working memory after </w:t>
+      </w:r>
+      <w:r>
+        <w:rPr>
+          <w:i/>
+        </w:rPr>
+        <w:t>P. gingivalis</w:t>
+      </w:r>
+      <w:r>
+        <w:t xml:space="preserve"> induction, although performance did not fully return to baseline level. These data support the study hypothesis that hyperbaric oxygen therapy may attenuate cognitive-related behavioral impairment in this experimental periodontitis model.</w:t>
+      </w:r>
+    </w:p>
+    <w:p>
+      <w:pPr>
+        <w:pStyle w:val="Heading1"/>
+        <w:spacing w:before="240"/>
+      </w:pPr>
+      <w:r>
+        <w:t>Acknowledgments</w:t>
       </w:r>
     </w:p>
     <w:p>
@@ -1571,38 +2276,16 @@
         <w:jc w:val="both"/>
       </w:pPr>
       <w:r>
-        <w:t xml:space="preserve">The reduction in spontaneous alternation performance after </w:t>
-      </w:r>
-      <w:r>
-        <w:rPr>
-          <w:i/>
-        </w:rPr>
-        <w:t>P. gingivalis</w:t>
-      </w:r>
-      <w:r>
-        <w:t xml:space="preserve"> induction supports the concept that periodontal infection may exert systemic effects beyond the oral cavity. Previous studies have reported that exposure to </w:t>
-      </w:r>
-      <w:r>
-        <w:rPr>
-          <w:i/>
-        </w:rPr>
-        <w:t>P. gingivalis</w:t>
-      </w:r>
-      <w:r>
-        <w:t xml:space="preserve"> lipopolysaccharide may impair Y-maze performance, suggesting disruption of hippocampal-dependent spatial working memory [13,14]. In the present study, a similar decline was observed after intraoral </w:t>
-      </w:r>
-      <w:r>
-        <w:lastRenderedPageBreak/>
-        <w:t xml:space="preserve">induction, reinforcing the potential relevance of </w:t>
-      </w:r>
-      <w:r>
-        <w:rPr>
-          <w:i/>
-        </w:rPr>
-        <w:t>P. gingivalis</w:t>
-      </w:r>
-      <w:r>
-        <w:t>-associated periodontal inflammation to behavioral outcomes.</w:t>
+        <w:t>The authors would like to thank the laboratory staff and all supporting institutions involved in this study for their technical assistance and support during the experimental procedures.</w:t>
+      </w:r>
+    </w:p>
+    <w:p>
+      <w:pPr>
+        <w:pStyle w:val="Heading1"/>
+        <w:spacing w:before="240"/>
+      </w:pPr>
+      <w:r>
+        <w:t>Funding</w:t>
       </w:r>
     </w:p>
     <w:p>
@@ -1612,25 +2295,16 @@
         <w:jc w:val="both"/>
       </w:pPr>
       <w:r>
-        <w:t xml:space="preserve">Several biological mechanisms may explain the relationship between </w:t>
-      </w:r>
-      <w:r>
-        <w:rPr>
-          <w:i/>
-        </w:rPr>
-        <w:t>P. gingivalis</w:t>
-      </w:r>
-      <w:r>
-        <w:t xml:space="preserve">-induced periodontitis and cognitive impairment. </w:t>
-      </w:r>
-      <w:r>
-        <w:rPr>
-          <w:i/>
-        </w:rPr>
-        <w:t>P. gingivalis</w:t>
-      </w:r>
-      <w:r>
-        <w:t xml:space="preserve"> produces virulence factors such as lipopolysaccharide, gingipain, fimbriae, and outer membrane vesicles, which may promote periodontal tissue destruction and facilitate inflammatory dissemination into the systemic circulation [15]. These bacterial components can activate innate immune signaling pathways, including Toll-like receptor-related and complement-related responses, leading to the release of pro-inflammatory cytokines such as interleukin-1β, tumor necrosis factor-α, interleukin-6, and interleukin-8 [16,17].</w:t>
+        <w:t>This research did not receive any specific grant from funding agencies in the public, commercial, or not-for-profit sectors.</w:t>
+      </w:r>
+    </w:p>
+    <w:p>
+      <w:pPr>
+        <w:pStyle w:val="Heading1"/>
+        <w:spacing w:before="240"/>
+      </w:pPr>
+      <w:r>
+        <w:t>Conflict of Interest</w:t>
       </w:r>
     </w:p>
     <w:p>
@@ -1640,7 +2314,16 @@
         <w:jc w:val="both"/>
       </w:pPr>
       <w:r>
-        <w:t>Systemic inflammatory mediators have been associated with blood-brain barrier dysfunction, microglial activation, oxidative stress, and synaptic impairment [18,19]. In addition to hematogenous dissemination, periodontal pathogen-derived components may also influence the central nervous system through neural pathways, particularly the trigeminal nerve, and through outer membrane vesicle-mediated transport [20,21]. These pathways provide biological plausibility for the oral-brain axis, although they were not directly evaluated in the present study.</w:t>
+        <w:t>The authors have no conflicts of interest to declare.</w:t>
+      </w:r>
+    </w:p>
+    <w:p>
+      <w:pPr>
+        <w:pStyle w:val="Heading1"/>
+        <w:spacing w:before="240"/>
+      </w:pPr>
+      <w:r>
+        <w:t>Regulatory Statement</w:t>
       </w:r>
     </w:p>
     <w:p>
@@ -1650,68 +2333,7 @@
         <w:jc w:val="both"/>
       </w:pPr>
       <w:r>
-        <w:t>The improvement observed after hyperbaric oxygen therapy may be related to enhanced oxygen delivery, improved tissue oxygenation, and modulation of inflammatory and oxidative pathways. Previous experimental studies have suggested that hyperbaric oxygen therapy can improve learning and memory outcomes in models of neurological injury [19]. It has also been associated with reduced inflammatory activity, improved barrier integrity, adaptive antioxidant responses, and better cerebral microcirculation [11,20,21]. In this study, these mechanisms may partially explain the improvement in Y-maze performance after treatment; however, molecular confirmation was not performed.</w:t>
-      </w:r>
-    </w:p>
-    <w:p>
-      <w:pPr>
-        <w:spacing w:after="120" w:line="360" w:lineRule="auto"/>
-        <w:ind w:firstLine="425"/>
-        <w:jc w:val="both"/>
-      </w:pPr>
-      <w:r>
-        <w:t xml:space="preserve">The partial nature of the recovery is also important. Although spontaneous alternation performance increased after hyperbaric oxygen therapy, it remained lower than baseline. This finding suggests that hyperbaric oxygen therapy may attenuate functional impairment associated with </w:t>
-      </w:r>
-      <w:r>
-        <w:rPr>
-          <w:i/>
-        </w:rPr>
-        <w:t>P. gingivalis</w:t>
-      </w:r>
-      <w:r>
-        <w:t xml:space="preserve"> induction but may not completely reverse the consequences of chronic inflammatory exposure. Differences among studies may also be influenced by animal model, immune status, age, induction procedure, and treatment protocol [22-24].</w:t>
-      </w:r>
-    </w:p>
-    <w:p>
-      <w:pPr>
-        <w:spacing w:after="120" w:line="360" w:lineRule="auto"/>
-        <w:ind w:firstLine="425"/>
-        <w:jc w:val="both"/>
-      </w:pPr>
-      <w:r>
-        <w:t xml:space="preserve">This study has limitations. First, a </w:t>
-      </w:r>
-      <w:r>
-        <w:rPr>
-          <w:i/>
-        </w:rPr>
-        <w:t>P. gingivalis</w:t>
-      </w:r>
-      <w:r>
-        <w:t xml:space="preserve">-induced periodontitis group without hyperbaric oxygen therapy was not included; therefore, the improvement observed at week </w:t>
-      </w:r>
-      <w:r>
-        <w:lastRenderedPageBreak/>
-        <w:t>9 cannot be attributed exclusively to the intervention, and spontaneous recovery over time cannot be completely excluded. Second, periodontal tissue destruction, alveolar bone loss, histopathological changes, and local periodontal inflammatory markers were not directly assessed. Third, molecular markers related to neuroinflammation, oxidative stress, blood-brain barrier integrity, and neuronal injury were not evaluated. Fourth, spatial working memory was assessed only by the Y-maze test. These limitations indicate that the proposed mechanisms should be interpreted as inferential and require confirmation in future experimental studies.</w:t>
-      </w:r>
-    </w:p>
-    <w:p>
-      <w:pPr>
-        <w:spacing w:after="120" w:line="360" w:lineRule="auto"/>
-        <w:ind w:firstLine="425"/>
-        <w:jc w:val="both"/>
-      </w:pPr>
-      <w:r>
-        <w:t xml:space="preserve">Overall, the present findings support the relevance of the oral-brain axis in periodontal research. </w:t>
-      </w:r>
-      <w:r>
-        <w:rPr>
-          <w:i/>
-        </w:rPr>
-        <w:t>P. gingivalis</w:t>
-      </w:r>
-      <w:r>
-        <w:t>-associated periodontitis may contribute to cognitive-related behavioral impairment, and hyperbaric oxygen therapy may be associated with partial improvement in spatial working memory after periodontal pathogen exposure.</w:t>
+        <w:t>This study was conducted in accordance with the institutional guidelines for the care and use of laboratory animals. The study protocol was reviewed and approved by the Institutional Research Ethics Committee (approval number: EC/101/KEPK-FKGUHT/X/2024).</w:t>
       </w:r>
     </w:p>
     <w:p>
@@ -1720,119 +2342,616 @@
         <w:spacing w:before="240"/>
       </w:pPr>
       <w:r>
-        <w:t>Conclusion</w:t>
-      </w:r>
-    </w:p>
-    <w:p>
-      <w:pPr>
-        <w:spacing w:after="120" w:line="360" w:lineRule="auto"/>
-        <w:ind w:firstLine="425"/>
-        <w:jc w:val="both"/>
-      </w:pPr>
-      <w:r>
-        <w:rPr>
-          <w:i/>
-        </w:rPr>
-        <w:t>P. gingivalis</w:t>
-      </w:r>
-      <w:r>
-        <w:t xml:space="preserve">-induced periodontitis was associated with impaired spatial working memory in Sprague-Dawley rats, as indicated by reduced spontaneous alternation performance in the Y-maze test. Hyperbaric oxygen therapy administered at 2.0 atmospheres absolute for four weeks was associated with improved spatial working memory after </w:t>
-      </w:r>
-      <w:r>
-        <w:rPr>
-          <w:i/>
-        </w:rPr>
-        <w:t>P. gingivalis</w:t>
-      </w:r>
-      <w:r>
-        <w:t xml:space="preserve"> induction, although performance did not fully return to baseline level. These data support the study hypothesis that hyperbaric oxygen therapy may attenuate cognitive-related behavioral impairment in this experimental periodontitis model.</w:t>
-      </w:r>
-    </w:p>
-    <w:p>
-      <w:pPr>
-        <w:pStyle w:val="Heading1"/>
-        <w:spacing w:before="240"/>
-      </w:pPr>
-      <w:r>
-        <w:t>Acknowledgments</w:t>
-      </w:r>
-    </w:p>
-    <w:p>
-      <w:pPr>
-        <w:spacing w:after="120" w:line="360" w:lineRule="auto"/>
-        <w:ind w:firstLine="425"/>
-        <w:jc w:val="both"/>
-      </w:pPr>
-      <w:r>
-        <w:t>The authors would like to thank the laboratory staff and all supporting institutions involved in this study for their technical assistance and support during the experimental procedures.</w:t>
-      </w:r>
-    </w:p>
-    <w:p>
-      <w:pPr>
-        <w:pStyle w:val="Heading1"/>
-        <w:spacing w:before="240"/>
-      </w:pPr>
-      <w:r>
-        <w:t>Funding</w:t>
-      </w:r>
-    </w:p>
-    <w:p>
-      <w:pPr>
-        <w:spacing w:after="120" w:line="360" w:lineRule="auto"/>
-        <w:ind w:firstLine="425"/>
-        <w:jc w:val="both"/>
-      </w:pPr>
-      <w:r>
-        <w:t>This research did not receive any specific grant from funding agencies in the public, commercial, or not-for-profit sectors.</w:t>
-      </w:r>
-    </w:p>
-    <w:p>
-      <w:pPr>
-        <w:pStyle w:val="Heading1"/>
-        <w:spacing w:before="240"/>
-      </w:pPr>
-      <w:r>
-        <w:t>Conflict of Interest</w:t>
-      </w:r>
-    </w:p>
-    <w:p>
-      <w:pPr>
-        <w:spacing w:after="120" w:line="360" w:lineRule="auto"/>
-        <w:ind w:firstLine="425"/>
-        <w:jc w:val="both"/>
-      </w:pPr>
-      <w:r>
-        <w:t>The authors have no conflicts of interest to declare.</w:t>
-      </w:r>
-    </w:p>
-    <w:p>
-      <w:pPr>
-        <w:pStyle w:val="Heading1"/>
-        <w:spacing w:before="240"/>
-      </w:pPr>
-      <w:r>
+        <w:t>References</w:t>
+      </w:r>
+    </w:p>
+    <w:p>
+      <w:pPr>
+        <w:pStyle w:val="ListParagraph"/>
+        <w:numPr>
+          <w:ilvl w:val="0"/>
+          <w:numId w:val="5"/>
+        </w:numPr>
+        <w:spacing w:after="60"/>
+        <w:jc w:val="both"/>
+      </w:pPr>
+      <w:r>
+        <w:rPr>
+          <w:sz w:val="22"/>
+        </w:rPr>
+        <w:t xml:space="preserve">Ma X, Yoo JW, Shin YJ, Park HS, Son YH, Kim DH. Alleviation of </w:t>
+      </w:r>
+      <w:r>
+        <w:rPr>
+          <w:i/>
+          <w:sz w:val="22"/>
+        </w:rPr>
+        <w:t>Porphyromonas gingivalis</w:t>
+      </w:r>
+      <w:r>
+        <w:rPr>
+          <w:sz w:val="22"/>
+        </w:rPr>
+        <w:t xml:space="preserve"> or Its Extracellular Vesicles Provoked Periodontitis and Cognitive Impairment by </w:t>
+      </w:r>
+      <w:r>
+        <w:rPr>
+          <w:i/>
+          <w:sz w:val="22"/>
+        </w:rPr>
+        <w:t>Lactobacillus pentosus</w:t>
+      </w:r>
+      <w:r>
+        <w:rPr>
+          <w:sz w:val="22"/>
+        </w:rPr>
+        <w:t xml:space="preserve"> NK357 and </w:t>
+      </w:r>
+      <w:r>
+        <w:rPr>
+          <w:i/>
+          <w:sz w:val="22"/>
+        </w:rPr>
+        <w:t>Bifidobacterium bifidum</w:t>
+      </w:r>
+      <w:r>
+        <w:rPr>
+          <w:sz w:val="22"/>
+        </w:rPr>
+        <w:t xml:space="preserve"> NK391. Nutrients. 2023 Mar 1;15(5). doi:10.3390/NU15051068 PubMed PMID: 36904068.</w:t>
+      </w:r>
+    </w:p>
+    <w:p>
+      <w:pPr>
+        <w:pStyle w:val="ListParagraph"/>
+        <w:numPr>
+          <w:ilvl w:val="0"/>
+          <w:numId w:val="5"/>
+        </w:numPr>
+        <w:spacing w:after="60"/>
+        <w:jc w:val="both"/>
+      </w:pPr>
+      <w:r>
+        <w:rPr>
+          <w:sz w:val="22"/>
+        </w:rPr>
+        <w:t>Budisulistyo T, Samekto W, Pudjonarko D, Suryawati H, Suryadi S, Wahyuni M. Correlation between Chronic Pain with BDNF Levels, Histophatology of Hippocampus, and Spatial Memory in Wistar Rats. Open Access Maced J Med Sci. 2023 Jan 7;11(B):259–63. doi:10.3889/OAMJMS.2023.10710</w:t>
+      </w:r>
+    </w:p>
+    <w:p>
+      <w:pPr>
+        <w:pStyle w:val="ListParagraph"/>
+        <w:numPr>
+          <w:ilvl w:val="0"/>
+          <w:numId w:val="5"/>
+        </w:numPr>
+        <w:spacing w:after="60"/>
+        <w:jc w:val="both"/>
+      </w:pPr>
+      <w:r>
+        <w:rPr>
+          <w:sz w:val="22"/>
+        </w:rPr>
+        <w:t>Kong L, Li J, Gao L, Zhao Y, Chen W, Wang X, et al. Periodontitis-induced neuroinflammation triggers IFITM3-Aβ axis to cause alzheimer’s disease-like pathology and cognitive decline. Alzheimers Res Ther. 2025 Dec 1;17(1). doi:10.1186/S13195-025-01818-3 PubMed PMID: 40684176.</w:t>
+      </w:r>
+    </w:p>
+    <w:p>
+      <w:pPr>
+        <w:pStyle w:val="ListParagraph"/>
+        <w:numPr>
+          <w:ilvl w:val="0"/>
+          <w:numId w:val="5"/>
+        </w:numPr>
+        <w:spacing w:after="60"/>
+        <w:jc w:val="both"/>
+      </w:pPr>
+      <w:r>
+        <w:rPr>
+          <w:sz w:val="22"/>
+        </w:rPr>
+        <w:t>Maroon JC. The effect of hyperbaric oxygen therapy on cognition, performance, proteomics, and telomere length—The difference between zero and one: A case report. Front Neurol. 2022 Jul 29;13. doi:10.3389/FNEUR.2022.949536</w:t>
+      </w:r>
+    </w:p>
+    <w:p>
+      <w:pPr>
+        <w:pStyle w:val="ListParagraph"/>
+        <w:numPr>
+          <w:ilvl w:val="0"/>
+          <w:numId w:val="5"/>
+        </w:numPr>
+        <w:spacing w:after="60"/>
+        <w:jc w:val="both"/>
+      </w:pPr>
+      <w:r>
+        <w:rPr>
+          <w:sz w:val="22"/>
+        </w:rPr>
         <w:lastRenderedPageBreak/>
-        <w:t>Regulatory Statement</w:t>
-      </w:r>
-    </w:p>
-    <w:p>
-      <w:pPr>
-        <w:spacing w:after="120" w:line="360" w:lineRule="auto"/>
-        <w:ind w:firstLine="425"/>
-        <w:jc w:val="both"/>
-      </w:pPr>
-      <w:r>
-        <w:t>This study was conducted in accordance with the institutional guidelines for the care and use of laboratory animals. The study protocol was reviewed and approved by the Institutional Research Ethics Committee (approval number: EC/101/KEPK-FKGUHT/X/2024).</w:t>
-      </w:r>
-    </w:p>
-    <w:p>
-      <w:pPr>
-        <w:pStyle w:val="Heading1"/>
-        <w:spacing w:before="240"/>
-      </w:pPr>
-      <w:r>
-        <w:t>References</w:t>
-      </w:r>
+        <w:t xml:space="preserve">Gong T, Chen Q, Mao H, Zhang Y, Ren H, Xu M, et al. Outer membrane vesicles of </w:t>
+      </w:r>
+      <w:r>
+        <w:rPr>
+          <w:i/>
+          <w:sz w:val="22"/>
+        </w:rPr>
+        <w:t>Porphyromonas gingivalis</w:t>
+      </w:r>
+      <w:r>
+        <w:rPr>
+          <w:sz w:val="22"/>
+        </w:rPr>
+        <w:t xml:space="preserve"> trigger NLRP3 inflammasome and induce neuroinflammation, tau phosphorylation, and memory dysfunction in mice. Front Cell Infect Microbiol. 2022 Aug 9;12. doi:10.3389/FCIMB.2022.925435 PubMed PMID: 36017373.</w:t>
+      </w:r>
+    </w:p>
+    <w:p>
+      <w:pPr>
+        <w:pStyle w:val="ListParagraph"/>
+        <w:numPr>
+          <w:ilvl w:val="0"/>
+          <w:numId w:val="5"/>
+        </w:numPr>
+        <w:spacing w:after="60"/>
+        <w:jc w:val="both"/>
+      </w:pPr>
+      <w:r>
+        <w:rPr>
+          <w:sz w:val="22"/>
+        </w:rPr>
+        <w:t>Cichońska D, Mazuś M, Kusiak A. Recent Aspects of Periodontitis and Alzheimer’s Disease—A Narrative Review. International Journal of Molecular Sciences 2024, Vol 25,. 2024 Feb 23;25(5). doi:10.3390/IJMS25052612 PubMed PMID: 38473858.</w:t>
+      </w:r>
+    </w:p>
+    <w:p>
+      <w:pPr>
+        <w:pStyle w:val="ListParagraph"/>
+        <w:numPr>
+          <w:ilvl w:val="0"/>
+          <w:numId w:val="5"/>
+        </w:numPr>
+        <w:spacing w:after="60"/>
+        <w:jc w:val="both"/>
+      </w:pPr>
+      <w:r>
+        <w:rPr>
+          <w:sz w:val="22"/>
+        </w:rPr>
+        <w:t>Bosco G, Brizzolari A, Paganini M, Camporesi E, Vezzoli A, Mrakic-Sposta S. Oxy-inflammation in hyperbaric oxygen therapy applications. Eur J Transl Myol. 2025;35(1):12783. doi:10.4081/EJTM.2025.12783 PubMed PMID: 39834265.</w:t>
+      </w:r>
+    </w:p>
+    <w:p>
+      <w:pPr>
+        <w:pStyle w:val="ListParagraph"/>
+        <w:numPr>
+          <w:ilvl w:val="0"/>
+          <w:numId w:val="5"/>
+        </w:numPr>
+        <w:spacing w:after="60"/>
+        <w:jc w:val="both"/>
+      </w:pPr>
+      <w:r>
+        <w:rPr>
+          <w:sz w:val="22"/>
+        </w:rPr>
+        <w:t>Tan S, Chen W, Kong G, Wei L, Xie Y. Peripheral inflammation and neurocognitive impairment: correlations, underlying mechanisms, and therapeutic implications. Front Aging Neurosci. 2023 Nov 29;15:1305790. doi:10.3389/FNAGI.2023.1305790</w:t>
+      </w:r>
+    </w:p>
+    <w:p>
+      <w:pPr>
+        <w:pStyle w:val="ListParagraph"/>
+        <w:numPr>
+          <w:ilvl w:val="0"/>
+          <w:numId w:val="5"/>
+        </w:numPr>
+        <w:spacing w:after="60"/>
+        <w:jc w:val="both"/>
+      </w:pPr>
+      <w:r>
+        <w:rPr>
+          <w:sz w:val="22"/>
+        </w:rPr>
+        <w:t xml:space="preserve">Magnusson A, Wu R, Demirel I. </w:t>
+      </w:r>
+      <w:r>
+        <w:rPr>
+          <w:i/>
+          <w:sz w:val="22"/>
+        </w:rPr>
+        <w:t>Porphyromonas gingivalis</w:t>
+      </w:r>
+      <w:r>
+        <w:rPr>
+          <w:sz w:val="22"/>
+        </w:rPr>
+        <w:t xml:space="preserve"> triggers microglia activation and neurodegenerative processes through NOX4. Front Cell Infect Microbiol. 2024 Oct 14;14:1451683. doi:10.3389/FCIMB.2024.1451683 PubMed PMID: 39469453.</w:t>
+      </w:r>
+    </w:p>
+    <w:p>
+      <w:pPr>
+        <w:pStyle w:val="ListParagraph"/>
+        <w:numPr>
+          <w:ilvl w:val="0"/>
+          <w:numId w:val="5"/>
+        </w:numPr>
+        <w:spacing w:after="60"/>
+        <w:jc w:val="both"/>
+      </w:pPr>
+      <w:r>
+        <w:rPr>
+          <w:sz w:val="22"/>
+        </w:rPr>
+        <w:t xml:space="preserve">Jung S, Park H. Pathological implications of </w:t>
+      </w:r>
+      <w:r>
+        <w:rPr>
+          <w:i/>
+          <w:sz w:val="22"/>
+        </w:rPr>
+        <w:t>Porphyromonas gingivalis</w:t>
+      </w:r>
+      <w:r>
+        <w:rPr>
+          <w:sz w:val="22"/>
+        </w:rPr>
+        <w:t xml:space="preserve"> in Alzheimer’s disease and therapeutic potential of gingipain inhibitors. Oral Biology Research. 2025 Mar 31;49(1). doi:10.21851/OBR.25.002</w:t>
+      </w:r>
+    </w:p>
+    <w:p>
+      <w:pPr>
+        <w:pStyle w:val="ListParagraph"/>
+        <w:numPr>
+          <w:ilvl w:val="0"/>
+          <w:numId w:val="5"/>
+        </w:numPr>
+        <w:spacing w:after="60"/>
+        <w:jc w:val="both"/>
+      </w:pPr>
+      <w:r>
+        <w:rPr>
+          <w:sz w:val="22"/>
+        </w:rPr>
+        <w:t>Shapira R, Gdalyahu A, Gottfried I, Sasson E, Hadanny A, Efrati S, et al. Hyperbaric oxygen therapy alleviates vascular dysfunction and amyloid burden in an Alzheimer’s disease mouse model and in elderly patients. Aging (Albany NY). 2021 Sep 15;13(17):20935. doi:10.18632/AGING.203485 PubMed PMID: 34499614.</w:t>
+      </w:r>
+    </w:p>
+    <w:p>
+      <w:pPr>
+        <w:pStyle w:val="ListParagraph"/>
+        <w:numPr>
+          <w:ilvl w:val="0"/>
+          <w:numId w:val="5"/>
+        </w:numPr>
+        <w:spacing w:after="60"/>
+        <w:jc w:val="both"/>
+      </w:pPr>
+      <w:r>
+        <w:rPr>
+          <w:sz w:val="22"/>
+        </w:rPr>
+        <w:t>Lin G, Zhao L, Lin J, Li X, Xu L. Clinical evidence of hyperbaric oxygen therapy for Alzheimer’s disease: a systematic review and meta-analysis of randomized controlled trials. Front Aging Neurosci. 2024;16. doi:10.3389/FNAGI.2024.1360148</w:t>
+      </w:r>
+    </w:p>
+    <w:p>
+      <w:pPr>
+        <w:pStyle w:val="ListParagraph"/>
+        <w:numPr>
+          <w:ilvl w:val="0"/>
+          <w:numId w:val="5"/>
+        </w:numPr>
+        <w:spacing w:after="60"/>
+        <w:jc w:val="both"/>
+      </w:pPr>
+      <w:r>
+        <w:rPr>
+          <w:sz w:val="22"/>
+        </w:rPr>
+        <w:t>Marcinkowska AB, Mankowska ND, Kot J, Winklewski PJ. Impact of Hyperbaric Oxygen Therapy on Cognitive Functions: a Systematic Review. Neuropsychol Rev. 2022 Mar 1;32(1):99–126. doi:10.1007/S11065-021-09500-9 PubMed PMID: 33847854.</w:t>
+      </w:r>
+    </w:p>
+    <w:p>
+      <w:pPr>
+        <w:pStyle w:val="ListParagraph"/>
+        <w:numPr>
+          <w:ilvl w:val="0"/>
+          <w:numId w:val="5"/>
+        </w:numPr>
+        <w:spacing w:after="60"/>
+        <w:jc w:val="both"/>
+      </w:pPr>
+      <w:r>
+        <w:rPr>
+          <w:sz w:val="22"/>
+        </w:rPr>
+        <w:t>Li B, Li H, Chen H, Sui Y, Zeng J, Lin X, et al. Utilizing Hyperbaric Oxygen Therapy to Improve Cognitive Function in Patients With Alzheimer’s Disease by Activating Autophagy-Related Signaling Pathways. Physiol Res. 2025;74(1):141–7. doi:10.33549/PHYSIOLRES.935447 PubMed PMID: 40126150.</w:t>
+      </w:r>
+    </w:p>
+    <w:p>
+      <w:pPr>
+        <w:pStyle w:val="ListParagraph"/>
+        <w:numPr>
+          <w:ilvl w:val="0"/>
+          <w:numId w:val="5"/>
+        </w:numPr>
+        <w:spacing w:after="60"/>
+        <w:jc w:val="both"/>
+      </w:pPr>
+      <w:r>
+        <w:rPr>
+          <w:sz w:val="22"/>
+        </w:rPr>
+        <w:t>Kim J, Kang H, Lee YB, Lee B, Lee D. A quantitative analysis of spontaneous alternation behaviors on a Y-maze reveals adverse effects of acute social isolation on spatial working memory. Sci Rep. 2023 Dec 1;13(1). doi:10.1038/S41598-023-41996-4 PubMed PMID: 37679447.</w:t>
+      </w:r>
+    </w:p>
+    <w:p>
+      <w:pPr>
+        <w:pStyle w:val="ListParagraph"/>
+        <w:numPr>
+          <w:ilvl w:val="0"/>
+          <w:numId w:val="5"/>
+        </w:numPr>
+        <w:spacing w:after="60"/>
+        <w:jc w:val="both"/>
+      </w:pPr>
+      <w:r>
+        <w:rPr>
+          <w:sz w:val="22"/>
+        </w:rPr>
+        <w:t>Hadanny A, Catalogna M, Yaniv S, Stolar O, Rothstein L, Shabi A, et al. Hyperbaric oxygen therapy in children with post-concussion syndrome improves cognitive and behavioral function: a randomized controlled trial. Sci Rep. 2022 Dec 1;12(1). doi:10.1038/S41598-022-19395-Y PubMed PMID: 36151105.</w:t>
+      </w:r>
+    </w:p>
+    <w:p>
+      <w:pPr>
+        <w:pStyle w:val="ListParagraph"/>
+        <w:numPr>
+          <w:ilvl w:val="0"/>
+          <w:numId w:val="5"/>
+        </w:numPr>
+        <w:spacing w:after="60"/>
+        <w:jc w:val="both"/>
+      </w:pPr>
+      <w:r>
+        <w:rPr>
+          <w:sz w:val="22"/>
+        </w:rPr>
+        <w:t xml:space="preserve">Cheng X, Chi L, Lin T, Liang F, Pei Z, Sun J, et al. Exogenous monocyte myeloid-derived suppressor cells ameliorate immune imbalance, neuroinflammation and cognitive impairment in 5xFAD mice infected with </w:t>
+      </w:r>
+      <w:r>
+        <w:rPr>
+          <w:i/>
+          <w:sz w:val="22"/>
+        </w:rPr>
+        <w:t>Porphyromonas gingivalis</w:t>
+      </w:r>
+      <w:r>
+        <w:rPr>
+          <w:sz w:val="22"/>
+        </w:rPr>
+        <w:t>. J Neuroinflammation. 2023 Dec 1;20(1). doi:10.1186/S12974-023-02743-8 PubMed PMID: 36864466.</w:t>
+      </w:r>
+    </w:p>
+    <w:p>
+      <w:pPr>
+        <w:pStyle w:val="ListParagraph"/>
+        <w:numPr>
+          <w:ilvl w:val="0"/>
+          <w:numId w:val="5"/>
+        </w:numPr>
+        <w:spacing w:after="60"/>
+        <w:jc w:val="both"/>
+      </w:pPr>
+      <w:r>
+        <w:rPr>
+          <w:sz w:val="22"/>
+        </w:rPr>
+        <w:t>Wang S, Chen B, Yuan M, Liu S, Fan H, Yang X, et al. Enriched oxygen improves age-related cognitive impairment through enhancing autophagy. Front Aging Neurosci. 2024;16. doi:10.3389/FNAGI.2024.1340117</w:t>
+      </w:r>
+    </w:p>
+    <w:p>
+      <w:pPr>
+        <w:pStyle w:val="ListParagraph"/>
+        <w:numPr>
+          <w:ilvl w:val="0"/>
+          <w:numId w:val="5"/>
+        </w:numPr>
+        <w:spacing w:after="60"/>
+        <w:jc w:val="both"/>
+      </w:pPr>
+      <w:r>
+        <w:rPr>
+          <w:sz w:val="22"/>
+        </w:rPr>
+        <w:lastRenderedPageBreak/>
+        <w:t>d’Isa R, Comi G, Leocani L. Apparatus design and behavioural testing protocol for the evaluation of spatial working memory in mice through the spontaneous alternation T-maze. Sci Rep. 2021 Dec 1;11(1). doi:10.1038/S41598-021-00402-7 PubMed PMID: 34707108.</w:t>
+      </w:r>
+    </w:p>
+    <w:p>
+      <w:pPr>
+        <w:pStyle w:val="ListParagraph"/>
+        <w:numPr>
+          <w:ilvl w:val="0"/>
+          <w:numId w:val="5"/>
+        </w:numPr>
+        <w:spacing w:after="60"/>
+        <w:jc w:val="both"/>
+      </w:pPr>
+      <w:r>
+        <w:rPr>
+          <w:sz w:val="22"/>
+        </w:rPr>
+        <w:t xml:space="preserve">Ma X, Shin YJ, Yoo JW, Park HS, Kim DH. Extracellular vesicles derived from </w:t>
+      </w:r>
+      <w:r>
+        <w:rPr>
+          <w:i/>
+          <w:sz w:val="22"/>
+        </w:rPr>
+        <w:t>Porphyromonas gingivalis</w:t>
+      </w:r>
+      <w:r>
+        <w:rPr>
+          <w:sz w:val="22"/>
+        </w:rPr>
+        <w:t xml:space="preserve"> induce trigeminal nerve-mediated cognitive impairment. J Adv Res. 2023 Dec 1;54:293–303. doi:10.1016/J.JARE.2023.02.006 PubMed PMID: 36796586.</w:t>
+      </w:r>
+    </w:p>
+    <w:p>
+      <w:pPr>
+        <w:pStyle w:val="ListParagraph"/>
+        <w:numPr>
+          <w:ilvl w:val="0"/>
+          <w:numId w:val="5"/>
+        </w:numPr>
+        <w:spacing w:after="60"/>
+        <w:jc w:val="both"/>
+      </w:pPr>
+      <w:r>
+        <w:rPr>
+          <w:sz w:val="22"/>
+        </w:rPr>
+        <w:t>Gottfried I, Schottlender N, Ashery U. Hyperbaric Oxygen Treatment—From Mechanisms to Cognitive Improvement. Biomolecules. 2021 Oct 1;11(10). doi:10.3390/BIOM11101520 PubMed PMID: 34680155.</w:t>
+      </w:r>
+    </w:p>
+    <w:p>
+      <w:pPr>
+        <w:pStyle w:val="ListParagraph"/>
+        <w:numPr>
+          <w:ilvl w:val="0"/>
+          <w:numId w:val="5"/>
+        </w:numPr>
+        <w:spacing w:after="60"/>
+        <w:jc w:val="both"/>
+      </w:pPr>
+      <w:r>
+        <w:rPr>
+          <w:sz w:val="22"/>
+        </w:rPr>
+        <w:t>Gl S. Current Review: Hyperbaric Oxygen Analysis with Appropriate Cognitive Assessment. Journal of Clinical Medical Research. 2024 Dec 9;1–5. doi:10.46889/JCMR.2024.5315</w:t>
+      </w:r>
+    </w:p>
+    <w:p>
+      <w:pPr>
+        <w:pStyle w:val="ListParagraph"/>
+        <w:numPr>
+          <w:ilvl w:val="0"/>
+          <w:numId w:val="5"/>
+        </w:numPr>
+        <w:spacing w:after="60"/>
+        <w:jc w:val="both"/>
+      </w:pPr>
+      <w:r>
+        <w:rPr>
+          <w:sz w:val="22"/>
+        </w:rPr>
+        <w:t>Shabi Shlifer A, Suzin G, Shorer R, Lang E, Finci S, Elman-Shina K, et al. Hyperbaric oxygen therapy improves post-concussion symptoms in adults with childhood traumatic brain injury: a retrospective cohort study. Front Neurol. 2025;16. doi:10.3389/FNEUR.2025.1641033</w:t>
+      </w:r>
+    </w:p>
+    <w:p>
+      <w:pPr>
+        <w:pStyle w:val="ListParagraph"/>
+        <w:numPr>
+          <w:ilvl w:val="0"/>
+          <w:numId w:val="5"/>
+        </w:numPr>
+        <w:spacing w:after="60"/>
+        <w:jc w:val="both"/>
+        <w:rPr>
+          <w:sz w:val="22"/>
+        </w:rPr>
+      </w:pPr>
+      <w:r>
+        <w:rPr>
+          <w:sz w:val="22"/>
+        </w:rPr>
+        <w:t xml:space="preserve">Huang Z, Hao M, Shi N, Wang X, Yuan L, Yuan H, et al. </w:t>
+      </w:r>
+      <w:r>
+        <w:rPr>
+          <w:i/>
+          <w:sz w:val="22"/>
+        </w:rPr>
+        <w:t>Porphyromonas gingivalis</w:t>
+      </w:r>
+      <w:r>
+        <w:rPr>
+          <w:sz w:val="22"/>
+        </w:rPr>
+        <w:t>: a potential trigger of neurodegenerative disease. Front Immunol. 2025;16. doi:10.3389/FIMMU.2025.1482033 PubMed PMID: 40028317.</w:t>
+      </w:r>
+    </w:p>
+    <w:p>
+      <w:pPr>
+        <w:pStyle w:val="ListParagraph"/>
+        <w:numPr>
+          <w:ilvl w:val="0"/>
+          <w:numId w:val="5"/>
+        </w:numPr>
+        <w:spacing w:line="240" w:lineRule="auto"/>
+        <w:rPr>
+          <w:rFonts w:ascii="Times New Roman" w:eastAsia="Times New Roman" w:hAnsi="Times New Roman" w:cs="Times New Roman"/>
+          <w:szCs w:val="24"/>
+          <w:lang w:val="en-ID" w:eastAsia="en-ID"/>
+        </w:rPr>
+      </w:pPr>
+      <w:r>
+        <w:rPr>
+          <w:rFonts w:ascii="Times New Roman" w:eastAsia="Times New Roman" w:hAnsi="Times New Roman" w:cs="Times New Roman"/>
+          <w:szCs w:val="24"/>
+          <w:lang w:val="en-ID" w:eastAsia="en-ID"/>
+        </w:rPr>
+        <w:t>Widjiastuti I, Setyabudi, Samuel GA, Basalamah KF. The effect of calcium hydroxide in combination with propolis extract on decreasing nerve growth factor and substance P expression in rat dental pulp neuron. Braz Dent Sci. 2024 Apr 1;27(1). doi:10.4322/BDS.2024.E4023</w:t>
+      </w:r>
+    </w:p>
+    <w:p>
+      <w:pPr>
+        <w:pStyle w:val="ListParagraph"/>
+        <w:numPr>
+          <w:ilvl w:val="0"/>
+          <w:numId w:val="5"/>
+        </w:numPr>
+        <w:spacing w:line="240" w:lineRule="auto"/>
+        <w:rPr>
+          <w:rFonts w:ascii="Times New Roman" w:eastAsia="Times New Roman" w:hAnsi="Times New Roman" w:cs="Times New Roman"/>
+          <w:szCs w:val="24"/>
+          <w:lang w:val="en-ID" w:eastAsia="en-ID"/>
+        </w:rPr>
+      </w:pPr>
+      <w:r>
+        <w:rPr>
+          <w:rFonts w:ascii="Times New Roman" w:eastAsia="Times New Roman" w:hAnsi="Times New Roman" w:cs="Times New Roman"/>
+          <w:szCs w:val="24"/>
+          <w:lang w:val="en-ID" w:eastAsia="en-ID"/>
+        </w:rPr>
+        <w:t>Almeida TM de O, Borges MHN, Sette-De-souza PH, Pinheiro MA, Vieira BR, Sampaio GA de M. Incorporation of red propolis into ionomer restorative cements: an antimicrobial and fluoride release analysis. Braz Dent Sci. 2025 Nov 25;28(4):e4697–e4697. doi:10.4322/BDS.2025.E4697</w:t>
+      </w:r>
+    </w:p>
+    <w:p>
+      <w:pPr>
+        <w:pStyle w:val="ListParagraph"/>
+        <w:numPr>
+          <w:ilvl w:val="0"/>
+          <w:numId w:val="5"/>
+        </w:numPr>
+        <w:spacing w:line="240" w:lineRule="auto"/>
+        <w:rPr>
+          <w:rFonts w:ascii="Times New Roman" w:eastAsia="Times New Roman" w:hAnsi="Times New Roman" w:cs="Times New Roman"/>
+          <w:szCs w:val="24"/>
+          <w:lang w:val="en-ID" w:eastAsia="en-ID"/>
+        </w:rPr>
+      </w:pPr>
+      <w:r>
+        <w:rPr>
+          <w:rFonts w:ascii="Times New Roman" w:eastAsia="Times New Roman" w:hAnsi="Times New Roman" w:cs="Times New Roman"/>
+          <w:szCs w:val="24"/>
+          <w:lang w:val="en-ID" w:eastAsia="en-ID"/>
+        </w:rPr>
+        <w:t>Alwan AM, Al-Karawi SI, Abdul-Wahab GA. The impact of traditional smokers versus electronic cigarette smokers on periodontal parameters in iraqi males. Braz Dent Sci. 2024 Jun 11;27(1). doi:10.4322/BDS.2024.E4166</w:t>
+      </w:r>
+    </w:p>
+    <w:p>
+      <w:pPr>
+        <w:spacing w:after="60"/>
+        <w:jc w:val="both"/>
+        <w:rPr>
+          <w:sz w:val="22"/>
+        </w:rPr>
+      </w:pPr>
     </w:p>
     <w:p>
       <w:pPr>
@@ -1840,429 +2959,6 @@
         <w:ind w:left="283" w:hanging="283"/>
         <w:jc w:val="both"/>
       </w:pPr>
-      <w:r>
-        <w:rPr>
-          <w:sz w:val="22"/>
-        </w:rPr>
-        <w:t xml:space="preserve">1. Ma X, Yoo JW, Shin YJ, Park HS, Son YH, Kim DH. Alleviation of </w:t>
-      </w:r>
-      <w:r>
-        <w:rPr>
-          <w:i/>
-          <w:sz w:val="22"/>
-        </w:rPr>
-        <w:t>Porphyromonas gingivalis</w:t>
-      </w:r>
-      <w:r>
-        <w:rPr>
-          <w:sz w:val="22"/>
-        </w:rPr>
-        <w:t xml:space="preserve"> or Its Extracellular Vesicles Provoked Periodontitis and Cognitive Impairment by </w:t>
-      </w:r>
-      <w:r>
-        <w:rPr>
-          <w:i/>
-          <w:sz w:val="22"/>
-        </w:rPr>
-        <w:t>Lactobacillus pentosus</w:t>
-      </w:r>
-      <w:r>
-        <w:rPr>
-          <w:sz w:val="22"/>
-        </w:rPr>
-        <w:t xml:space="preserve"> NK357 and </w:t>
-      </w:r>
-      <w:r>
-        <w:rPr>
-          <w:i/>
-          <w:sz w:val="22"/>
-        </w:rPr>
-        <w:t>Bifidobacterium bifidum</w:t>
-      </w:r>
-      <w:r>
-        <w:rPr>
-          <w:sz w:val="22"/>
-        </w:rPr>
-        <w:t xml:space="preserve"> NK391. Nutrients. 2023 Mar 1;15(5). doi:10.3390/NU15051068 PubMed PMID: 36904068.</w:t>
-      </w:r>
-    </w:p>
-    <w:p>
-      <w:pPr>
-        <w:spacing w:after="60"/>
-        <w:ind w:left="283" w:hanging="283"/>
-        <w:jc w:val="both"/>
-      </w:pPr>
-      <w:r>
-        <w:rPr>
-          <w:sz w:val="22"/>
-        </w:rPr>
-        <w:t>2. Budisulistyo T, Samekto W, Pudjonarko D, Suryawati H, Suryadi S, Wahyuni M. Correlation between Chronic Pain with BDNF Levels, Histophatology of Hippocampus, and Spatial Memory in Wistar Rats. Open Access Maced J Med Sci. 2023 Jan 7;11(B):259–63. doi:10.3889/OAMJMS.2023.10710</w:t>
-      </w:r>
-    </w:p>
-    <w:p>
-      <w:pPr>
-        <w:spacing w:after="60"/>
-        <w:ind w:left="283" w:hanging="283"/>
-        <w:jc w:val="both"/>
-      </w:pPr>
-      <w:r>
-        <w:rPr>
-          <w:sz w:val="22"/>
-        </w:rPr>
-        <w:t>3. Kong L, Li J, Gao L, Zhao Y, Chen W, Wang X, et al. Periodontitis-induced neuroinflammation triggers IFITM3-Aβ axis to cause alzheimer’s disease-like pathology and cognitive decline. Alzheimers Res Ther. 2025 Dec 1;17(1). doi:10.1186/S13195-025-01818-3 PubMed PMID: 40684176.</w:t>
-      </w:r>
-    </w:p>
-    <w:p>
-      <w:pPr>
-        <w:spacing w:after="60"/>
-        <w:ind w:left="283" w:hanging="283"/>
-        <w:jc w:val="both"/>
-      </w:pPr>
-      <w:r>
-        <w:rPr>
-          <w:sz w:val="22"/>
-        </w:rPr>
-        <w:t>4. Maroon JC. The effect of hyperbaric oxygen therapy on cognition, performance, proteomics, and telomere length—The difference between zero and one: A case report. Front Neurol. 2022 Jul 29;13. doi:10.3389/FNEUR.2022.949536</w:t>
-      </w:r>
-    </w:p>
-    <w:p>
-      <w:pPr>
-        <w:spacing w:after="60"/>
-        <w:ind w:left="283" w:hanging="283"/>
-        <w:jc w:val="both"/>
-      </w:pPr>
-      <w:r>
-        <w:rPr>
-          <w:sz w:val="22"/>
-        </w:rPr>
-        <w:t xml:space="preserve">5. Gong T, Chen Q, Mao H, Zhang Y, Ren H, Xu M, et al. Outer membrane vesicles of </w:t>
-      </w:r>
-      <w:r>
-        <w:rPr>
-          <w:i/>
-          <w:sz w:val="22"/>
-        </w:rPr>
-        <w:t>Porphyromonas gingivalis</w:t>
-      </w:r>
-      <w:r>
-        <w:rPr>
-          <w:sz w:val="22"/>
-        </w:rPr>
-        <w:t xml:space="preserve"> trigger NLRP3 inflammasome and induce neuroinflammation, tau phosphorylation, and memory dysfunction in mice. Front Cell Infect Microbiol. 2022 Aug 9;12. doi:10.3389/FCIMB.2022.925435 PubMed PMID: 36017373.</w:t>
-      </w:r>
-    </w:p>
-    <w:p>
-      <w:pPr>
-        <w:spacing w:after="60"/>
-        <w:ind w:left="283" w:hanging="283"/>
-        <w:jc w:val="both"/>
-      </w:pPr>
-      <w:r>
-        <w:rPr>
-          <w:sz w:val="22"/>
-        </w:rPr>
-        <w:t>6. Cichońska D, Mazuś M, Kusiak A. Recent Aspects of Periodontitis and Alzheimer’s Disease—A Narrative Review. International Journal of Molecular Sciences 2024, Vol 25,. 2024 Feb 23;25(5). doi:10.3390/IJMS25052612 PubMed PMID: 38473858.</w:t>
-      </w:r>
-    </w:p>
-    <w:p>
-      <w:pPr>
-        <w:spacing w:after="60"/>
-        <w:ind w:left="283" w:hanging="283"/>
-        <w:jc w:val="both"/>
-      </w:pPr>
-      <w:r>
-        <w:rPr>
-          <w:sz w:val="22"/>
-        </w:rPr>
-        <w:t>7. Bosco G, Brizzolari A, Paganini M, Camporesi E, Vezzoli A, Mrakic-Sposta S. Oxy-inflammation in hyperbaric oxygen therapy applications. Eur J Transl Myol. 2025;35(1):12783. doi:10.4081/EJTM.2025.12783 PubMed PMID: 39834265.</w:t>
-      </w:r>
-    </w:p>
-    <w:p>
-      <w:pPr>
-        <w:spacing w:after="60"/>
-        <w:ind w:left="283" w:hanging="283"/>
-        <w:jc w:val="both"/>
-      </w:pPr>
-      <w:r>
-        <w:rPr>
-          <w:sz w:val="22"/>
-        </w:rPr>
-        <w:t>8. Tan S, Chen W, Kong G, Wei L, Xie Y. Peripheral inflammation and neurocognitive impairment: correlations, underlying mechanisms, and therapeutic implications. Front Aging Neurosci. 2023 Nov 29;15:1305790. doi:10.3389/FNAGI.2023.1305790</w:t>
-      </w:r>
-    </w:p>
-    <w:p>
-      <w:pPr>
-        <w:spacing w:after="60"/>
-        <w:ind w:left="283" w:hanging="283"/>
-        <w:jc w:val="both"/>
-      </w:pPr>
-      <w:r>
-        <w:rPr>
-          <w:sz w:val="22"/>
-        </w:rPr>
-        <w:t xml:space="preserve">9. Magnusson A, Wu R, Demirel I. </w:t>
-      </w:r>
-      <w:r>
-        <w:rPr>
-          <w:i/>
-          <w:sz w:val="22"/>
-        </w:rPr>
-        <w:t>Porphyromonas gingivalis</w:t>
-      </w:r>
-      <w:r>
-        <w:rPr>
-          <w:sz w:val="22"/>
-        </w:rPr>
-        <w:t xml:space="preserve"> triggers microglia activation and neurodegenerative processes through NOX4. Front Cell Infect Microbiol. 2024 Oct 14;14:1451683. doi:10.3389/FCIMB.2024.1451683 PubMed PMID: 39469453.</w:t>
-      </w:r>
-    </w:p>
-    <w:p>
-      <w:pPr>
-        <w:spacing w:after="60"/>
-        <w:ind w:left="283" w:hanging="283"/>
-        <w:jc w:val="both"/>
-      </w:pPr>
-      <w:r>
-        <w:rPr>
-          <w:sz w:val="22"/>
-        </w:rPr>
-        <w:t xml:space="preserve">10. Jung S, Park H. Pathological implications of </w:t>
-      </w:r>
-      <w:r>
-        <w:rPr>
-          <w:i/>
-          <w:sz w:val="22"/>
-        </w:rPr>
-        <w:t>Porphyromonas gingivalis</w:t>
-      </w:r>
-      <w:r>
-        <w:rPr>
-          <w:sz w:val="22"/>
-        </w:rPr>
-        <w:t xml:space="preserve"> in Alzheimer’s disease and therapeutic potential of gingipain inhibitors. Oral Biology Research. 2025 Mar 31;49(1). doi:10.21851/OBR.25.002</w:t>
-      </w:r>
-    </w:p>
-    <w:p>
-      <w:pPr>
-        <w:spacing w:after="60"/>
-        <w:ind w:left="283" w:hanging="283"/>
-        <w:jc w:val="both"/>
-      </w:pPr>
-      <w:r>
-        <w:rPr>
-          <w:sz w:val="22"/>
-        </w:rPr>
-        <w:t>11. Shapira R, Gdalyahu A, Gottfried I, Sasson E, Hadanny A, Efrati S, et al. Hyperbaric oxygen therapy alleviates vascular dysfunction and amyloid burden in an Alzheimer’s disease mouse model and in elderly patients. Aging (Albany NY). 2021 Sep 15;13(17):20935. doi:10.18632/AGING.203485 PubMed PMID: 34499614.</w:t>
-      </w:r>
-    </w:p>
-    <w:p>
-      <w:pPr>
-        <w:spacing w:after="60"/>
-        <w:ind w:left="283" w:hanging="283"/>
-        <w:jc w:val="both"/>
-      </w:pPr>
-      <w:r>
-        <w:rPr>
-          <w:sz w:val="22"/>
-        </w:rPr>
-        <w:lastRenderedPageBreak/>
-        <w:t>12. Lin G, Zhao L, Lin J, Li X, Xu L. Clinical evidence of hyperbaric oxygen therapy for Alzheimer’s disease: a systematic review and meta-analysis of randomized controlled trials. Front Aging Neurosci. 2024;16. doi:10.3389/FNAGI.2024.1360148</w:t>
-      </w:r>
-    </w:p>
-    <w:p>
-      <w:pPr>
-        <w:spacing w:after="60"/>
-        <w:ind w:left="283" w:hanging="283"/>
-        <w:jc w:val="both"/>
-      </w:pPr>
-      <w:r>
-        <w:rPr>
-          <w:sz w:val="22"/>
-        </w:rPr>
-        <w:t>13. Marcinkowska AB, Mankowska ND, Kot J, Winklewski PJ. Impact of Hyperbaric Oxygen Therapy on Cognitive Functions: a Systematic Review. Neuropsychol Rev. 2022 Mar 1;32(1):99–126. doi:10.1007/S11065-021-09500-9 PubMed PMID: 33847854.</w:t>
-      </w:r>
-    </w:p>
-    <w:p>
-      <w:pPr>
-        <w:spacing w:after="60"/>
-        <w:ind w:left="283" w:hanging="283"/>
-        <w:jc w:val="both"/>
-      </w:pPr>
-      <w:r>
-        <w:rPr>
-          <w:sz w:val="22"/>
-        </w:rPr>
-        <w:t>14. Li B, Li H, Chen H, Sui Y, Zeng J, Lin X, et al. Utilizing Hyperbaric Oxygen Therapy to Improve Cognitive Function in Patients With Alzheimer’s Disease by Activating Autophagy-Related Signaling Pathways. Physiol Res. 2025;74(1):141–7. doi:10.33549/PHYSIOLRES.935447 PubMed PMID: 40126150.</w:t>
-      </w:r>
-    </w:p>
-    <w:p>
-      <w:pPr>
-        <w:spacing w:after="60"/>
-        <w:ind w:left="283" w:hanging="283"/>
-        <w:jc w:val="both"/>
-      </w:pPr>
-      <w:r>
-        <w:rPr>
-          <w:sz w:val="22"/>
-        </w:rPr>
-        <w:t>15. Kim J, Kang H, Lee YB, Lee B, Lee D. A quantitative analysis of spontaneous alternation behaviors on a Y-maze reveals adverse effects of acute social isolation on spatial working memory. Sci Rep. 2023 Dec 1;13(1). doi:10.1038/S41598-023-41996-4 PubMed PMID: 37679447.</w:t>
-      </w:r>
-    </w:p>
-    <w:p>
-      <w:pPr>
-        <w:spacing w:after="60"/>
-        <w:ind w:left="283" w:hanging="283"/>
-        <w:jc w:val="both"/>
-      </w:pPr>
-      <w:r>
-        <w:rPr>
-          <w:sz w:val="22"/>
-        </w:rPr>
-        <w:t>16. Hadanny A, Catalogna M, Yaniv S, Stolar O, Rothstein L, Shabi A, et al. Hyperbaric oxygen therapy in children with post-concussion syndrome improves cognitive and behavioral function: a randomized controlled trial. Sci Rep. 2022 Dec 1;12(1). doi:10.1038/S41598-022-19395-Y PubMed PMID: 36151105.</w:t>
-      </w:r>
-    </w:p>
-    <w:p>
-      <w:pPr>
-        <w:spacing w:after="60"/>
-        <w:ind w:left="283" w:hanging="283"/>
-        <w:jc w:val="both"/>
-      </w:pPr>
-      <w:r>
-        <w:rPr>
-          <w:sz w:val="22"/>
-        </w:rPr>
-        <w:t xml:space="preserve">17. Cheng X, Chi L, Lin T, Liang F, Pei Z, Sun J, et al. Exogenous monocyte myeloid-derived suppressor cells ameliorate immune imbalance, neuroinflammation and cognitive impairment in 5xFAD mice infected with </w:t>
-      </w:r>
-      <w:r>
-        <w:rPr>
-          <w:i/>
-          <w:sz w:val="22"/>
-        </w:rPr>
-        <w:t>Porphyromonas gingivalis</w:t>
-      </w:r>
-      <w:r>
-        <w:rPr>
-          <w:sz w:val="22"/>
-        </w:rPr>
-        <w:t>. J Neuroinflammation. 2023 Dec 1;20(1). doi:10.1186/S12974-023-02743-8 PubMed PMID: 36864466.</w:t>
-      </w:r>
-    </w:p>
-    <w:p>
-      <w:pPr>
-        <w:spacing w:after="60"/>
-        <w:ind w:left="283" w:hanging="283"/>
-        <w:jc w:val="both"/>
-      </w:pPr>
-      <w:r>
-        <w:rPr>
-          <w:sz w:val="22"/>
-        </w:rPr>
-        <w:t>18. Wang S, Chen B, Yuan M, Liu S, Fan H, Yang X, et al. Enriched oxygen improves age-related cognitive impairment through enhancing autophagy. Front Aging Neurosci. 2024;16. doi:10.3389/FNAGI.2024.1340117</w:t>
-      </w:r>
-    </w:p>
-    <w:p>
-      <w:pPr>
-        <w:spacing w:after="60"/>
-        <w:ind w:left="283" w:hanging="283"/>
-        <w:jc w:val="both"/>
-      </w:pPr>
-      <w:r>
-        <w:rPr>
-          <w:sz w:val="22"/>
-        </w:rPr>
-        <w:t>19. d’Isa R, Comi G, Leocani L. Apparatus design and behavioural testing protocol for the evaluation of spatial working memory in mice through the spontaneous alternation T-maze. Sci Rep. 2021 Dec 1;11(1). doi:10.1038/S41598-021-00402-7 PubMed PMID: 34707108.</w:t>
-      </w:r>
-    </w:p>
-    <w:p>
-      <w:pPr>
-        <w:spacing w:after="60"/>
-        <w:ind w:left="283" w:hanging="283"/>
-        <w:jc w:val="both"/>
-      </w:pPr>
-      <w:r>
-        <w:rPr>
-          <w:sz w:val="22"/>
-        </w:rPr>
-        <w:t xml:space="preserve">20. Ma X, Shin YJ, Yoo JW, Park HS, Kim DH. Extracellular vesicles derived from </w:t>
-      </w:r>
-      <w:r>
-        <w:rPr>
-          <w:i/>
-          <w:sz w:val="22"/>
-        </w:rPr>
-        <w:t>Porphyromonas gingivalis</w:t>
-      </w:r>
-      <w:r>
-        <w:rPr>
-          <w:sz w:val="22"/>
-        </w:rPr>
-        <w:t xml:space="preserve"> induce trigeminal nerve-mediated cognitive impairment. J Adv Res. 2023 Dec 1;54:293–303. doi:10.1016/J.JARE.2023.02.006 PubMed PMID: 36796586.</w:t>
-      </w:r>
-    </w:p>
-    <w:p>
-      <w:pPr>
-        <w:spacing w:after="60"/>
-        <w:ind w:left="283" w:hanging="283"/>
-        <w:jc w:val="both"/>
-      </w:pPr>
-      <w:r>
-        <w:rPr>
-          <w:sz w:val="22"/>
-        </w:rPr>
-        <w:t>21. Gottfried I, Schottlender N, Ashery U. Hyperbaric Oxygen Treatment—From Mechanisms to Cognitive Improvement. Biomolecules. 2021 Oct 1;11(10). doi:10.3390/BIOM11101520 PubMed PMID: 34680155.</w:t>
-      </w:r>
-    </w:p>
-    <w:p>
-      <w:pPr>
-        <w:spacing w:after="60"/>
-        <w:ind w:left="283" w:hanging="283"/>
-        <w:jc w:val="both"/>
-      </w:pPr>
-      <w:r>
-        <w:rPr>
-          <w:sz w:val="22"/>
-        </w:rPr>
-        <w:t>22. Gl S. Current Review: Hyperbaric Oxygen Analysis with Appropriate Cognitive Assessment. Journal of Clinical Medical Research. 2024 Dec 9;1–5. doi:10.46889/JCMR.2024.5315</w:t>
-      </w:r>
-    </w:p>
-    <w:p>
-      <w:pPr>
-        <w:spacing w:after="60"/>
-        <w:ind w:left="283" w:hanging="283"/>
-        <w:jc w:val="both"/>
-      </w:pPr>
-      <w:r>
-        <w:rPr>
-          <w:sz w:val="22"/>
-        </w:rPr>
-        <w:t>23. Shabi Shlifer A, Suzin G, Shorer R, Lang E, Finci S, Elman-Shina K, et al. Hyperbaric oxygen therapy improves post-concussion symptoms in adults with childhood traumatic brain injury: a retrospective cohort study. Front Neurol. 2025;16. doi:10.3389/FNEUR.2025.1641033</w:t>
-      </w:r>
-    </w:p>
-    <w:p>
-      <w:pPr>
-        <w:spacing w:after="60"/>
-        <w:ind w:left="283" w:hanging="283"/>
-        <w:jc w:val="both"/>
-      </w:pPr>
-      <w:r>
-        <w:rPr>
-          <w:sz w:val="22"/>
-        </w:rPr>
-        <w:t xml:space="preserve">24. Huang Z, Hao M, Shi N, Wang X, Yuan L, Yuan H, et al. </w:t>
-      </w:r>
-      <w:r>
-        <w:rPr>
-          <w:i/>
-          <w:sz w:val="22"/>
-        </w:rPr>
-        <w:t>Porphyromonas gingivalis</w:t>
-      </w:r>
-      <w:r>
-        <w:rPr>
-          <w:sz w:val="22"/>
-        </w:rPr>
-        <w:t>: a potential trigger of neurodegenerative disease. Front Immunol. 2025;16. doi:10.3389/FIMMU.2025.1482033 PubMed PMID: 40028317.</w:t>
-      </w:r>
     </w:p>
     <w:sectPr>
       <w:footerReference w:type="default" r:id="rId8"/>
@@ -2459,6 +3155,96 @@
     </w:lvl>
   </w:abstractNum>
   <w:abstractNum w:abstractNumId="1" w15:restartNumberingAfterBreak="0">
+    <w:nsid w:val="09B8133A"/>
+    <w:multiLevelType w:val="hybridMultilevel"/>
+    <w:tmpl w:val="99E681E0"/>
+    <w:lvl w:ilvl="0" w:tplc="46EAF6DA">
+      <w:start w:val="1"/>
+      <w:numFmt w:val="decimal"/>
+      <w:lvlText w:val="%1."/>
+      <w:lvlJc w:val="left"/>
+      <w:pPr>
+        <w:ind w:left="720" w:hanging="360"/>
+      </w:pPr>
+      <w:rPr>
+        <w:rFonts w:hint="default"/>
+        <w:sz w:val="22"/>
+      </w:rPr>
+    </w:lvl>
+    <w:lvl w:ilvl="1" w:tplc="38090019" w:tentative="1">
+      <w:start w:val="1"/>
+      <w:numFmt w:val="lowerLetter"/>
+      <w:lvlText w:val="%2."/>
+      <w:lvlJc w:val="left"/>
+      <w:pPr>
+        <w:ind w:left="1440" w:hanging="360"/>
+      </w:pPr>
+    </w:lvl>
+    <w:lvl w:ilvl="2" w:tplc="3809001B" w:tentative="1">
+      <w:start w:val="1"/>
+      <w:numFmt w:val="lowerRoman"/>
+      <w:lvlText w:val="%3."/>
+      <w:lvlJc w:val="right"/>
+      <w:pPr>
+        <w:ind w:left="2160" w:hanging="180"/>
+      </w:pPr>
+    </w:lvl>
+    <w:lvl w:ilvl="3" w:tplc="3809000F" w:tentative="1">
+      <w:start w:val="1"/>
+      <w:numFmt w:val="decimal"/>
+      <w:lvlText w:val="%4."/>
+      <w:lvlJc w:val="left"/>
+      <w:pPr>
+        <w:ind w:left="2880" w:hanging="360"/>
+      </w:pPr>
+    </w:lvl>
+    <w:lvl w:ilvl="4" w:tplc="38090019" w:tentative="1">
+      <w:start w:val="1"/>
+      <w:numFmt w:val="lowerLetter"/>
+      <w:lvlText w:val="%5."/>
+      <w:lvlJc w:val="left"/>
+      <w:pPr>
+        <w:ind w:left="3600" w:hanging="360"/>
+      </w:pPr>
+    </w:lvl>
+    <w:lvl w:ilvl="5" w:tplc="3809001B" w:tentative="1">
+      <w:start w:val="1"/>
+      <w:numFmt w:val="lowerRoman"/>
+      <w:lvlText w:val="%6."/>
+      <w:lvlJc w:val="right"/>
+      <w:pPr>
+        <w:ind w:left="4320" w:hanging="180"/>
+      </w:pPr>
+    </w:lvl>
+    <w:lvl w:ilvl="6" w:tplc="3809000F" w:tentative="1">
+      <w:start w:val="1"/>
+      <w:numFmt w:val="decimal"/>
+      <w:lvlText w:val="%7."/>
+      <w:lvlJc w:val="left"/>
+      <w:pPr>
+        <w:ind w:left="5040" w:hanging="360"/>
+      </w:pPr>
+    </w:lvl>
+    <w:lvl w:ilvl="7" w:tplc="38090019" w:tentative="1">
+      <w:start w:val="1"/>
+      <w:numFmt w:val="lowerLetter"/>
+      <w:lvlText w:val="%8."/>
+      <w:lvlJc w:val="left"/>
+      <w:pPr>
+        <w:ind w:left="5760" w:hanging="360"/>
+      </w:pPr>
+    </w:lvl>
+    <w:lvl w:ilvl="8" w:tplc="3809001B" w:tentative="1">
+      <w:start w:val="1"/>
+      <w:numFmt w:val="lowerRoman"/>
+      <w:lvlText w:val="%9."/>
+      <w:lvlJc w:val="right"/>
+      <w:pPr>
+        <w:ind w:left="6480" w:hanging="180"/>
+      </w:pPr>
+    </w:lvl>
+  </w:abstractNum>
+  <w:abstractNum w:abstractNumId="2" w15:restartNumberingAfterBreak="0">
     <w:nsid w:val="0D890412"/>
     <w:multiLevelType w:val="hybridMultilevel"/>
     <w:tmpl w:val="A8AA2A14"/>
@@ -2544,7 +3330,7 @@
       </w:pPr>
     </w:lvl>
   </w:abstractNum>
-  <w:abstractNum w:abstractNumId="2" w15:restartNumberingAfterBreak="0">
+  <w:abstractNum w:abstractNumId="3" w15:restartNumberingAfterBreak="0">
     <w:nsid w:val="20B752E2"/>
     <w:multiLevelType w:val="hybridMultilevel"/>
     <w:tmpl w:val="F3301D32"/>
@@ -2630,7 +3416,93 @@
       </w:pPr>
     </w:lvl>
   </w:abstractNum>
-  <w:abstractNum w:abstractNumId="3" w15:restartNumberingAfterBreak="0">
+  <w:abstractNum w:abstractNumId="4" w15:restartNumberingAfterBreak="0">
+    <w:nsid w:val="45213D90"/>
+    <w:multiLevelType w:val="hybridMultilevel"/>
+    <w:tmpl w:val="FAEE3B9A"/>
+    <w:lvl w:ilvl="0" w:tplc="3809000F">
+      <w:start w:val="1"/>
+      <w:numFmt w:val="decimal"/>
+      <w:lvlText w:val="%1."/>
+      <w:lvlJc w:val="left"/>
+      <w:pPr>
+        <w:ind w:left="720" w:hanging="360"/>
+      </w:pPr>
+    </w:lvl>
+    <w:lvl w:ilvl="1" w:tplc="38090019" w:tentative="1">
+      <w:start w:val="1"/>
+      <w:numFmt w:val="lowerLetter"/>
+      <w:lvlText w:val="%2."/>
+      <w:lvlJc w:val="left"/>
+      <w:pPr>
+        <w:ind w:left="1440" w:hanging="360"/>
+      </w:pPr>
+    </w:lvl>
+    <w:lvl w:ilvl="2" w:tplc="3809001B" w:tentative="1">
+      <w:start w:val="1"/>
+      <w:numFmt w:val="lowerRoman"/>
+      <w:lvlText w:val="%3."/>
+      <w:lvlJc w:val="right"/>
+      <w:pPr>
+        <w:ind w:left="2160" w:hanging="180"/>
+      </w:pPr>
+    </w:lvl>
+    <w:lvl w:ilvl="3" w:tplc="3809000F" w:tentative="1">
+      <w:start w:val="1"/>
+      <w:numFmt w:val="decimal"/>
+      <w:lvlText w:val="%4."/>
+      <w:lvlJc w:val="left"/>
+      <w:pPr>
+        <w:ind w:left="2880" w:hanging="360"/>
+      </w:pPr>
+    </w:lvl>
+    <w:lvl w:ilvl="4" w:tplc="38090019" w:tentative="1">
+      <w:start w:val="1"/>
+      <w:numFmt w:val="lowerLetter"/>
+      <w:lvlText w:val="%5."/>
+      <w:lvlJc w:val="left"/>
+      <w:pPr>
+        <w:ind w:left="3600" w:hanging="360"/>
+      </w:pPr>
+    </w:lvl>
+    <w:lvl w:ilvl="5" w:tplc="3809001B" w:tentative="1">
+      <w:start w:val="1"/>
+      <w:numFmt w:val="lowerRoman"/>
+      <w:lvlText w:val="%6."/>
+      <w:lvlJc w:val="right"/>
+      <w:pPr>
+        <w:ind w:left="4320" w:hanging="180"/>
+      </w:pPr>
+    </w:lvl>
+    <w:lvl w:ilvl="6" w:tplc="3809000F" w:tentative="1">
+      <w:start w:val="1"/>
+      <w:numFmt w:val="decimal"/>
+      <w:lvlText w:val="%7."/>
+      <w:lvlJc w:val="left"/>
+      <w:pPr>
+        <w:ind w:left="5040" w:hanging="360"/>
+      </w:pPr>
+    </w:lvl>
+    <w:lvl w:ilvl="7" w:tplc="38090019" w:tentative="1">
+      <w:start w:val="1"/>
+      <w:numFmt w:val="lowerLetter"/>
+      <w:lvlText w:val="%8."/>
+      <w:lvlJc w:val="left"/>
+      <w:pPr>
+        <w:ind w:left="5760" w:hanging="360"/>
+      </w:pPr>
+    </w:lvl>
+    <w:lvl w:ilvl="8" w:tplc="3809001B" w:tentative="1">
+      <w:start w:val="1"/>
+      <w:numFmt w:val="lowerRoman"/>
+      <w:lvlText w:val="%9."/>
+      <w:lvlJc w:val="right"/>
+      <w:pPr>
+        <w:ind w:left="6480" w:hanging="180"/>
+      </w:pPr>
+    </w:lvl>
+  </w:abstractNum>
+  <w:abstractNum w:abstractNumId="5" w15:restartNumberingAfterBreak="0">
     <w:nsid w:val="60BB1E64"/>
     <w:multiLevelType w:val="multilevel"/>
     <w:tmpl w:val="449EDD32"/>
@@ -2744,16 +3616,22 @@
     </w:lvl>
   </w:abstractNum>
   <w:num w:numId="1" w16cid:durableId="933317091">
-    <w:abstractNumId w:val="3"/>
+    <w:abstractNumId w:val="5"/>
   </w:num>
   <w:num w:numId="2" w16cid:durableId="6366885">
     <w:abstractNumId w:val="0"/>
   </w:num>
   <w:num w:numId="3" w16cid:durableId="1284994982">
-    <w:abstractNumId w:val="1"/>
+    <w:abstractNumId w:val="2"/>
   </w:num>
   <w:num w:numId="4" w16cid:durableId="1442145917">
-    <w:abstractNumId w:val="2"/>
+    <w:abstractNumId w:val="3"/>
+  </w:num>
+  <w:num w:numId="5" w16cid:durableId="1989358793">
+    <w:abstractNumId w:val="4"/>
+  </w:num>
+  <w:num w:numId="6" w16cid:durableId="1373531484">
+    <w:abstractNumId w:val="1"/>
   </w:num>
 </w:numbering>
 </file>
